--- a/RequestMaterial/docs/Requisition Material - User Guide.docx
+++ b/RequestMaterial/docs/Requisition Material - User Guide.docx
@@ -327,7 +327,7 @@
         <w:spacing w:after="80"/>
       </w:pPr>
       <w:r>
-        <w:t xml:space="preserve">Fill the line sheet. Click into Item # and the item list opens; type to narrow it, pick one and the description, coin date, cost and retail fill in from inventory. Typing a full item number and tabbing out does the same fill. Enter hops to the next box, like the old form; Enter on the last box of the last line starts a new line. The gray ✕ at the end of a line removes it.</w:t>
+        <w:t xml:space="preserve">Fill the line sheet. Click into Item # and the item list opens; type to narrow it, pick one and the description, coin date, cost and retail fill in from inventory. Typing a full item number and tabbing out does the same fill; Tab or Enter also picks the highlighted item. Arrow keys move around the sheet like a spreadsheet (up/down between rows, left/right between cells). Enter hops to the next box, like the old form, and on the last box of the last line it starts a new line. The gray ✕ at the end of a line removes it.</w:t>
       </w:r>
     </w:p>
     <w:p>
@@ -469,7 +469,7 @@
         <w:t xml:space="preserve">Badge #</w:t>
       </w:r>
       <w:r>
-        <w:t xml:space="preserve"> is editable right in the grid. Click the box for a dropdown of employees (type to filter by badge or name), or type the number — Enter or clicking away saves immediately. All lines of the same requisition share one badge.</w:t>
+        <w:t xml:space="preserve"> starts at 0 on a new requisition; the real badge is filled in later. It is editable right in the grid — click the box for the employee dropdown (type to filter by badge or name) or type a number. Only a real badge number saves; typed name text is ignored. Saving no longer jumps the page. All lines of the same requisition share one badge.</w:t>
       </w:r>
     </w:p>
     <w:p>

--- a/RequestMaterial/docs/Requisition Material - User Guide.docx
+++ b/RequestMaterial/docs/Requisition Material - User Guide.docx
@@ -7,7 +7,7 @@
         <w:pStyle w:val="Title2"/>
       </w:pPr>
       <w:r>
-        <w:t xml:space="preserve">Requisition Material — User Guide</w:t>
+        <w:t xml:space="preserve">Requisition Material - User Guide</w:t>
       </w:r>
     </w:p>
     <w:p>
@@ -20,7 +20,7 @@
           <w:iCs/>
           <w:color w:val="5F6B62"/>
         </w:rPr>
-        <w:t xml:space="preserve">Updated 7/23/2026</w:t>
+        <w:t xml:space="preserve">Updated 7/24/2026</w:t>
       </w:r>
     </w:p>
     <w:p>
@@ -28,7 +28,7 @@
         <w:spacing w:after="120"/>
       </w:pPr>
       <w:r>
-        <w:t xml:space="preserve">Requisition Material replaces the Access "Req Station" database and the old request.php pages. Inventory handlers enter requisitions for material pulled from the vault; the station screen is where those requisitions get tracked, updated and marked returned. Everything runs in the browser — no Access, no shared .mdb file, any modern browser works.</w:t>
+        <w:t xml:space="preserve">Requisition Material replaces the Access "Req Station" database and the old request.php pages. Inventory handlers enter requisitions for material pulled from the vault; the station screen is where those requisitions get tracked, updated and marked returned. Everything runs in the browser - no Access, no shared .mdb file, any modern browser works.</w:t>
       </w:r>
     </w:p>
     <w:p>
@@ -152,11 +152,6 @@
               <w:spacing w:after="0"/>
             </w:pPr>
             <w:r>
-              <w:rPr>
-                <w:rFonts w:ascii="Consolas" w:cs="Consolas" w:eastAsia="Consolas" w:hAnsi="Consolas"/>
-                <w:sz w:val="20"/>
-                <w:szCs w:val="20"/>
-              </w:rPr>
               <w:t xml:space="preserve">Requisitions_ctl.php?mode=entry</w:t>
             </w:r>
           </w:p>
@@ -216,11 +211,6 @@
               <w:spacing w:after="0"/>
             </w:pPr>
             <w:r>
-              <w:rPr>
-                <w:rFonts w:ascii="Consolas" w:cs="Consolas" w:eastAsia="Consolas" w:hAnsi="Consolas"/>
-                <w:sz w:val="20"/>
-                <w:szCs w:val="20"/>
-              </w:rPr>
               <w:t xml:space="preserve">Requisitions_ctl.php</w:t>
             </w:r>
           </w:p>
@@ -288,7 +278,7 @@
         <w:spacing w:after="80"/>
       </w:pPr>
       <w:r>
-        <w:t xml:space="preserve">Pick your name from the Requestor list. The date runs on its own — it is the live clock, you never touch it.</w:t>
+        <w:t xml:space="preserve">Pick your name from the Requestor list. The date runs on its own - it is the live clock, you never touch it.</w:t>
       </w:r>
     </w:p>
     <w:p>
@@ -314,7 +304,7 @@
         <w:spacing w:after="80"/>
       </w:pPr>
       <w:r>
-        <w:t xml:space="preserve">Pick the Area Code and Area Type. Authorized By starts at "Authorization = None" — leave it there unless you already have an authorizer.</w:t>
+        <w:t xml:space="preserve">Pick the Area Code and Area Type. Authorized By starts at "Authorization = None" - leave it there unless you already have an authorizer.</w:t>
       </w:r>
     </w:p>
     <w:p>
@@ -362,186 +352,258 @@
       </w:pPr>
       <w:r>
         <w:t xml:space="preserve">If a box turns red, fix it: quantity has to be a number greater than zero, and the dollar boxes have to be numbers. If anything fails on the server, </w:t>
+      </w:r>
+      <w:r>
+        <w:rPr>
+          <w:shd w:fill="FFF35C" w:val="clear"/>
+        </w:rPr>
+        <w:t xml:space="preserve">**nothing** is saved</w:t>
+      </w:r>
+      <w:r>
+        <w:t xml:space="preserve"> - the message tells you which line to fix, then submit again. No half-saved requisitions.</w:t>
+      </w:r>
+    </w:p>
+    <w:p>
+      <w:pPr>
+        <w:pStyle w:val="Heading1"/>
+      </w:pPr>
+      <w:r>
+        <w:t xml:space="preserve">The station grid</w:t>
+      </w:r>
+    </w:p>
+    <w:p>
+      <w:pPr>
+        <w:spacing w:after="120"/>
+      </w:pPr>
+      <w:r>
+        <w:t xml:space="preserve">Each requisition line is two rows, like the old Access screen: the details on top, the description underneath. The grid opens on </w:t>
       </w:r>
       <w:r>
         <w:rPr>
           <w:b/>
           <w:bCs/>
         </w:rPr>
-        <w:t xml:space="preserve">nothing</w:t>
-      </w:r>
-      <w:r>
-        <w:t xml:space="preserve"> is saved — the message tells you which line to fix, then submit again. No half-saved requisitions.</w:t>
-      </w:r>
-    </w:p>
-    <w:p>
-      <w:pPr>
-        <w:pStyle w:val="Heading1"/>
-      </w:pPr>
-      <w:r>
-        <w:t xml:space="preserve">The station grid</w:t>
-      </w:r>
-    </w:p>
-    <w:p>
-      <w:pPr>
-        <w:spacing w:after="120"/>
-      </w:pPr>
-      <w:r>
-        <w:t xml:space="preserve">Each requisition line is two rows, like the old Access screen: the details on top, the description underneath. The grid shows </w:t>
-      </w:r>
+        <w:t xml:space="preserve">open lines only</w:t>
+      </w:r>
+      <w:r>
+        <w:t xml:space="preserve"> - anything not yet returned - just like Access.</w:t>
+      </w:r>
+    </w:p>
+    <w:p>
+      <w:pPr>
+        <w:pStyle w:val="ListParagraph"/>
+        <w:numPr>
+          <w:ilvl w:val="0"/>
+          <w:numId w:val="3"/>
+        </w:numPr>
+        <w:spacing w:after="80"/>
+      </w:pPr>
       <w:r>
         <w:rPr>
           <w:b/>
           <w:bCs/>
         </w:rPr>
-        <w:t xml:space="preserve">open lines only</w:t>
-      </w:r>
-      <w:r>
-        <w:t xml:space="preserve"> — anything not yet returned.</w:t>
-      </w:r>
-    </w:p>
-    <w:p>
-      <w:pPr>
-        <w:pStyle w:val="ListParagraph"/>
-        <w:numPr>
-          <w:ilvl w:val="0"/>
-          <w:numId w:val="3"/>
-        </w:numPr>
-        <w:spacing w:after="80"/>
-      </w:pPr>
-      <w:r>
-        <w:t xml:space="preserve">It refreshes itself every minute (and when you come back to the tab). The Updated time in the corner tells you the last refresh; if it turns red the connection hiccupped — hit Refresh.</w:t>
-      </w:r>
-    </w:p>
-    <w:p>
-      <w:pPr>
-        <w:pStyle w:val="ListParagraph"/>
-        <w:numPr>
-          <w:ilvl w:val="0"/>
-          <w:numId w:val="3"/>
-        </w:numPr>
-        <w:spacing w:after="80"/>
-      </w:pPr>
-      <w:r>
-        <w:t xml:space="preserve">The filter box narrows the grid by req #, name, item or badge.</w:t>
-      </w:r>
-    </w:p>
-    <w:p>
-      <w:pPr>
-        <w:pStyle w:val="ListParagraph"/>
-        <w:numPr>
-          <w:ilvl w:val="0"/>
-          <w:numId w:val="3"/>
-        </w:numPr>
-        <w:spacing w:after="80"/>
-      </w:pPr>
-      <w:r>
-        <w:t xml:space="preserve">Click a row to select it — the ▶ marker shows which requisition Preview Report will print.</w:t>
-      </w:r>
-    </w:p>
-    <w:p>
-      <w:pPr>
-        <w:pStyle w:val="ListParagraph"/>
-        <w:numPr>
-          <w:ilvl w:val="0"/>
-          <w:numId w:val="3"/>
-        </w:numPr>
-        <w:spacing w:after="80"/>
-      </w:pPr>
-      <w:r>
-        <w:t xml:space="preserve">Click the blue req # to open the requisition.</w:t>
-      </w:r>
-    </w:p>
-    <w:p>
-      <w:pPr>
-        <w:pStyle w:val="ListParagraph"/>
-        <w:numPr>
-          <w:ilvl w:val="0"/>
-          <w:numId w:val="3"/>
-        </w:numPr>
-        <w:spacing w:after="80"/>
-      </w:pPr>
+        <w:t xml:space="preserve">Show</w:t>
+      </w:r>
+      <w:r>
+        <w:t xml:space="preserve"> dropdown: switch between </w:t>
+      </w:r>
       <w:r>
         <w:rPr>
           <w:b/>
           <w:bCs/>
         </w:rPr>
-        <w:t xml:space="preserve">Badge #</w:t>
-      </w:r>
-      <w:r>
-        <w:t xml:space="preserve"> starts at 0 on a new requisition; the real badge is filled in later. It is editable right in the grid — click the box for the employee dropdown (type to filter by badge or name) or type a number. Only a real badge number saves; typed name text is ignored. Saving no longer jumps the page. All lines of the same requisition share one badge.</w:t>
-      </w:r>
-    </w:p>
-    <w:p>
-      <w:pPr>
-        <w:pStyle w:val="ListParagraph"/>
-        <w:numPr>
-          <w:ilvl w:val="0"/>
-          <w:numId w:val="3"/>
-        </w:numPr>
-        <w:spacing w:after="80"/>
-      </w:pPr>
+        <w:t xml:space="preserve">Open</w:t>
+      </w:r>
+      <w:r>
+        <w:t xml:space="preserve"> (the default), </w:t>
+      </w:r>
       <w:r>
         <w:rPr>
           <w:b/>
           <w:bCs/>
         </w:rPr>
-        <w:t xml:space="preserve">Return Item</w:t>
-      </w:r>
-      <w:r>
-        <w:t xml:space="preserve">: check the box and today’s date fills in next to it — change the date if the item actually came back earlier. Nothing is saved yet: the return goes through on the next refresh (the Refresh button or the automatic one), and the line drops off the grid, same as the old screen. Uncheck before the refresh to cancel.</w:t>
-      </w:r>
-    </w:p>
-    <w:p>
-      <w:pPr>
-        <w:pStyle w:val="Heading1"/>
-      </w:pPr>
-      <w:r>
-        <w:t xml:space="preserve">Opening a requisition</w:t>
-      </w:r>
-    </w:p>
-    <w:p>
-      <w:pPr>
-        <w:spacing w:after="120"/>
-      </w:pPr>
-      <w:r>
-        <w:t xml:space="preserve">The blue req # opens the requisition window — laid out like the old request.php view: ID, name, area code/type, date, Inv DE Number, then Authorized By and Comments.</w:t>
-      </w:r>
-    </w:p>
-    <w:p>
-      <w:pPr>
-        <w:pStyle w:val="ListParagraph"/>
-        <w:numPr>
-          <w:ilvl w:val="0"/>
-          <w:numId w:val="3"/>
-        </w:numPr>
-        <w:spacing w:after="80"/>
-      </w:pPr>
-      <w:r>
-        <w:t xml:space="preserve">To update: pick the Authorized By name and/or edit Comments, hit </w:t>
+        <w:t xml:space="preserve">Returned</w:t>
+      </w:r>
+      <w:r>
+        <w:t xml:space="preserve"> and </w:t>
       </w:r>
       <w:r>
         <w:rPr>
           <w:b/>
           <w:bCs/>
         </w:rPr>
+        <w:t xml:space="preserve">All</w:t>
+      </w:r>
+      <w:r>
+        <w:t xml:space="preserve">. This is how you bring a returned req form back up - pick Returned and it lists the lines that have been turned back in, each with the date it was returned. All shows open and returned together.</w:t>
+      </w:r>
+    </w:p>
+    <w:p>
+      <w:pPr>
+        <w:pStyle w:val="ListParagraph"/>
+        <w:numPr>
+          <w:ilvl w:val="0"/>
+          <w:numId w:val="3"/>
+        </w:numPr>
+        <w:spacing w:after="80"/>
+      </w:pPr>
+      <w:r>
+        <w:t xml:space="preserve">It refreshes itself every minute (and when you come back to the tab). The Updated time in the corner tells you the last refresh; if it turns red the connection hiccupped - hit Refresh.</w:t>
+      </w:r>
+    </w:p>
+    <w:p>
+      <w:pPr>
+        <w:pStyle w:val="ListParagraph"/>
+        <w:numPr>
+          <w:ilvl w:val="0"/>
+          <w:numId w:val="3"/>
+        </w:numPr>
+        <w:spacing w:after="80"/>
+      </w:pPr>
+      <w:r>
+        <w:t xml:space="preserve">The filter box narrows the grid by req #, name, item or badge.</w:t>
+      </w:r>
+    </w:p>
+    <w:p>
+      <w:pPr>
+        <w:pStyle w:val="ListParagraph"/>
+        <w:numPr>
+          <w:ilvl w:val="0"/>
+          <w:numId w:val="3"/>
+        </w:numPr>
+        <w:spacing w:after="80"/>
+      </w:pPr>
+      <w:r>
+        <w:t xml:space="preserve">Click a row to select it - the ▶ marker shows which requisition Preview Report will print.</w:t>
+      </w:r>
+    </w:p>
+    <w:p>
+      <w:pPr>
+        <w:pStyle w:val="ListParagraph"/>
+        <w:numPr>
+          <w:ilvl w:val="0"/>
+          <w:numId w:val="3"/>
+        </w:numPr>
+        <w:spacing w:after="80"/>
+      </w:pPr>
+      <w:r>
+        <w:t xml:space="preserve">Click the blue req # to open the requisition.</w:t>
+      </w:r>
+    </w:p>
+    <w:p>
+      <w:pPr>
+        <w:pStyle w:val="ListParagraph"/>
+        <w:numPr>
+          <w:ilvl w:val="0"/>
+          <w:numId w:val="3"/>
+        </w:numPr>
+        <w:spacing w:after="80"/>
+      </w:pPr>
+      <w:r>
+        <w:rPr>
+          <w:b/>
+          <w:bCs/>
+        </w:rPr>
+        <w:t xml:space="preserve">Badge #</w:t>
+      </w:r>
+      <w:r>
+        <w:t xml:space="preserve"> starts at 0 on a new requisition; the real badge is filled in later. It is editable right in the grid - click the box for the employee dropdown (type to filter by badge or name) or type a number. Only a real badge number saves; typed name text is ignored. Saving no longer jumps the page. All lines of the same requisition share one badge.</w:t>
+      </w:r>
+    </w:p>
+    <w:p>
+      <w:pPr>
+        <w:pStyle w:val="ListParagraph"/>
+        <w:numPr>
+          <w:ilvl w:val="0"/>
+          <w:numId w:val="3"/>
+        </w:numPr>
+        <w:spacing w:after="80"/>
+      </w:pPr>
+      <w:r>
+        <w:rPr>
+          <w:b/>
+          <w:bCs/>
+        </w:rPr>
+        <w:t xml:space="preserve">Return Item</w:t>
+      </w:r>
+      <w:r>
+        <w:t xml:space="preserve">: check the box and today’s date fills in next to it - change the date if the item actually came back earlier. Nothing is saved yet: the return goes through on the next refresh (the Refresh button or the automatic one), and the line drops off the grid, same as the old screen. Uncheck before the refresh to cancel.</w:t>
+      </w:r>
+    </w:p>
+    <w:p>
+      <w:pPr>
+        <w:pStyle w:val="Heading1"/>
+      </w:pPr>
+      <w:r>
+        <w:t xml:space="preserve">Opening a requisition</w:t>
+      </w:r>
+    </w:p>
+    <w:p>
+      <w:pPr>
+        <w:spacing w:after="120"/>
+      </w:pPr>
+      <w:r>
+        <w:t xml:space="preserve">The blue req # opens the requisition window - laid out like the old request.php view: ID, name, area code/type, date, Inv DE Number, then Authorized By and Comments.</w:t>
+      </w:r>
+    </w:p>
+    <w:p>
+      <w:pPr>
+        <w:pStyle w:val="ListParagraph"/>
+        <w:numPr>
+          <w:ilvl w:val="0"/>
+          <w:numId w:val="3"/>
+        </w:numPr>
+        <w:spacing w:after="80"/>
+      </w:pPr>
+      <w:r>
+        <w:t xml:space="preserve">To update: pick the Authorized By name and/or edit Comments, hit </w:t>
+      </w:r>
+      <w:r>
+        <w:rPr>
+          <w:b/>
+          <w:bCs/>
+        </w:rPr>
         <w:t xml:space="preserve">Update</w:t>
       </w:r>
       <w:r>
-        <w:t xml:space="preserve">. Picking a real person marks the requisition authorized; "Authorization = None" or "Authorization In Process" marks it not authorized. There is no separate authorize step — the value you pick IS the authorization.</w:t>
-      </w:r>
-    </w:p>
-    <w:p>
-      <w:pPr>
-        <w:pStyle w:val="ListParagraph"/>
-        <w:numPr>
-          <w:ilvl w:val="0"/>
-          <w:numId w:val="3"/>
-        </w:numPr>
-        <w:spacing w:after="80"/>
-      </w:pPr>
-      <w:r>
-        <w:t xml:space="preserve">Each line has its own Returned checkbox here. These save immediately and stamp today’s date. This window is also the only place to UN-return a line (the grid can’t — returned lines aren’t on it).</w:t>
+        <w:t xml:space="preserve">. Picking a real person marks the requisition authorized; "Authorization = None" or "Authorization In Process" marks it not authorized. There is no separate authorize step - the value you pick IS the authorization.</w:t>
+      </w:r>
+    </w:p>
+    <w:p>
+      <w:pPr>
+        <w:pStyle w:val="ListParagraph"/>
+        <w:numPr>
+          <w:ilvl w:val="0"/>
+          <w:numId w:val="3"/>
+        </w:numPr>
+        <w:spacing w:after="80"/>
+      </w:pPr>
+      <w:r>
+        <w:t xml:space="preserve">Every line is listed here - open and returned - with a </w:t>
+      </w:r>
+      <w:r>
+        <w:rPr>
+          <w:b/>
+          <w:bCs/>
+        </w:rPr>
+        <w:t xml:space="preserve">Date Ret.</w:t>
+      </w:r>
+      <w:r>
+        <w:t xml:space="preserve"> column showing when each returned line came back, so a turned-in req form shows who requested it, the quantities and the return dates all in one place.</w:t>
+      </w:r>
+    </w:p>
+    <w:p>
+      <w:pPr>
+        <w:pStyle w:val="ListParagraph"/>
+        <w:numPr>
+          <w:ilvl w:val="0"/>
+          <w:numId w:val="3"/>
+        </w:numPr>
+        <w:spacing w:after="80"/>
+      </w:pPr>
+      <w:r>
+        <w:t xml:space="preserve">Each line has its own Returned checkbox here. These save immediately and stamp today’s date. This window is also where you UN-return a line - uncheck the box and it goes back to open.</w:t>
       </w:r>
     </w:p>
     <w:p>
@@ -575,46 +637,46 @@
         <w:spacing w:after="80"/>
       </w:pPr>
       <w:r>
-        <w:t xml:space="preserve">Yellow pill — "Authorization = None" or "In Process": nobody has signed off yet.</w:t>
-      </w:r>
-    </w:p>
-    <w:p>
-      <w:pPr>
-        <w:pStyle w:val="ListParagraph"/>
-        <w:numPr>
-          <w:ilvl w:val="0"/>
-          <w:numId w:val="3"/>
-        </w:numPr>
-        <w:spacing w:after="80"/>
-      </w:pPr>
-      <w:r>
-        <w:t xml:space="preserve">Green pill — a real authorizer’s name.</w:t>
-      </w:r>
-    </w:p>
-    <w:p>
-      <w:pPr>
-        <w:pStyle w:val="ListParagraph"/>
-        <w:numPr>
-          <w:ilvl w:val="0"/>
-          <w:numId w:val="3"/>
-        </w:numPr>
-        <w:spacing w:after="80"/>
-      </w:pPr>
-      <w:r>
-        <w:t xml:space="preserve">Red RUSH pill — the requisition was flagged rush.</w:t>
-      </w:r>
-    </w:p>
-    <w:p>
-      <w:pPr>
-        <w:pStyle w:val="ListParagraph"/>
-        <w:numPr>
-          <w:ilvl w:val="0"/>
-          <w:numId w:val="3"/>
-        </w:numPr>
-        <w:spacing w:after="80"/>
-      </w:pPr>
-      <w:r>
-        <w:t xml:space="preserve">Red box on the entry sheet — fix that value before submitting.</w:t>
+        <w:t xml:space="preserve">Yellow pill - "Authorization = None" or "In Process": nobody has signed off yet.</w:t>
+      </w:r>
+    </w:p>
+    <w:p>
+      <w:pPr>
+        <w:pStyle w:val="ListParagraph"/>
+        <w:numPr>
+          <w:ilvl w:val="0"/>
+          <w:numId w:val="3"/>
+        </w:numPr>
+        <w:spacing w:after="80"/>
+      </w:pPr>
+      <w:r>
+        <w:t xml:space="preserve">Green pill - a real authorizer’s name.</w:t>
+      </w:r>
+    </w:p>
+    <w:p>
+      <w:pPr>
+        <w:pStyle w:val="ListParagraph"/>
+        <w:numPr>
+          <w:ilvl w:val="0"/>
+          <w:numId w:val="3"/>
+        </w:numPr>
+        <w:spacing w:after="80"/>
+      </w:pPr>
+      <w:r>
+        <w:t xml:space="preserve">Red RUSH pill - the requisition was flagged rush.</w:t>
+      </w:r>
+    </w:p>
+    <w:p>
+      <w:pPr>
+        <w:pStyle w:val="ListParagraph"/>
+        <w:numPr>
+          <w:ilvl w:val="0"/>
+          <w:numId w:val="3"/>
+        </w:numPr>
+        <w:spacing w:after="80"/>
+      </w:pPr>
+      <w:r>
+        <w:t xml:space="preserve">Red box on the entry sheet - fix that value before submitting.</w:t>
       </w:r>
     </w:p>
     <w:p>
@@ -731,7 +793,7 @@
               <w:spacing w:after="0"/>
             </w:pPr>
             <w:r>
-              <w:t xml:space="preserve">"Monthly Update: Requisitioned Product" for the month you pick from the Month and Year dropdowns — grouped by name with Req. Comments, Req. Totals and Totals by Name, same layout as the old printed report.</w:t>
+              <w:t xml:space="preserve">"Monthly Update: Requisitioned Product" for the month you pick from the Month and Year dropdowns - grouped by name with Req. Comments, Req. Totals and Totals by Name, same layout as the old printed report.</w:t>
             </w:r>
           </w:p>
         </w:tc>
@@ -771,7 +833,7 @@
               <w:spacing w:after="0"/>
             </w:pPr>
             <w:r>
-              <w:t xml:space="preserve">The requisition report (old rptRequest) for the selected row — click a row first. Shows unreturned items only.</w:t>
+              <w:t xml:space="preserve">The requisition report (old rptRequest) for the selected row - click a row first. Shows unreturned items only.</w:t>
             </w:r>
           </w:p>
         </w:tc>
@@ -787,7 +849,7 @@
         <w:spacing w:after="120"/>
       </w:pPr>
       <w:r>
-        <w:t xml:space="preserve">Print opens the report in its own window, shows the print dialog, and the window closes itself when you’re done — printed or cancelled.</w:t>
+        <w:t xml:space="preserve">Print opens the report in its own window, shows the print dialog, and the window closes itself when you’re done - printed or cancelled.</w:t>
       </w:r>
     </w:p>
     <w:p>
@@ -821,31 +883,26 @@
         <w:spacing w:after="80"/>
       </w:pPr>
       <w:r>
-        <w:t xml:space="preserve">Works in any browser now — the Firefox-only restriction is gone.</w:t>
-      </w:r>
-    </w:p>
-    <w:p>
-      <w:pPr>
-        <w:pStyle w:val="ListParagraph"/>
-        <w:numPr>
-          <w:ilvl w:val="0"/>
-          <w:numId w:val="3"/>
-        </w:numPr>
-        <w:spacing w:after="80"/>
-      </w:pPr>
-      <w:r>
-        <w:t xml:space="preserve">The grid is open lines only, but nothing is ever deleted: open any requisition by its number (</w:t>
-      </w:r>
-      <w:r>
-        <w:rPr>
-          <w:rFonts w:ascii="Consolas" w:cs="Consolas" w:eastAsia="Consolas" w:hAnsi="Consolas"/>
-          <w:sz w:val="20"/>
-          <w:szCs w:val="20"/>
-        </w:rPr>
+        <w:t xml:space="preserve">Works in any browser now - the Firefox-only restriction is gone.</w:t>
+      </w:r>
+    </w:p>
+    <w:p>
+      <w:pPr>
+        <w:pStyle w:val="ListParagraph"/>
+        <w:numPr>
+          <w:ilvl w:val="0"/>
+          <w:numId w:val="3"/>
+        </w:numPr>
+        <w:spacing w:after="80"/>
+      </w:pPr>
+      <w:r>
+        <w:t xml:space="preserve">Nothing is ever deleted: the Show dropdown brings returned req forms back up, and opening any requisition by its number (</w:t>
+      </w:r>
+      <w:r>
         <w:t xml:space="preserve">?id=N</w:t>
       </w:r>
       <w:r>
-        <w:t xml:space="preserve"> on the station link) to see all of its lines, returned included.</w:t>
+        <w:t xml:space="preserve"> on the station link) shows all of its lines, returned included.</w:t>
       </w:r>
     </w:p>
     <w:p>
@@ -871,7 +928,10 @@
         <w:spacing w:after="80"/>
       </w:pPr>
       <w:r>
-        <w:t xml:space="preserve">Blank page or an error box — that’s on our end, not something you did. Contact IT.</w:t>
+        <w:rPr>
+          <w:shd w:fill="FFF35C" w:val="clear"/>
+        </w:rPr>
+        <w:t xml:space="preserve">Blank page or an error box is on our end, not something you did. Contact IT.</w:t>
       </w:r>
     </w:p>
     <w:sectPr>
@@ -1132,7 +1192,13 @@
 <file path=word/styles.xml><?xml version="1.0" encoding="utf-8"?>
 <w:styles xmlns:mc="http://schemas.openxmlformats.org/markup-compatibility/2006" xmlns:r="http://schemas.openxmlformats.org/officeDocument/2006/relationships" xmlns:w="http://schemas.openxmlformats.org/wordprocessingml/2006/main" xmlns:w14="http://schemas.microsoft.com/office/word/2010/wordml" xmlns:w15="http://schemas.microsoft.com/office/word/2012/wordml" mc:Ignorable="w14 w15">
   <w:docDefaults>
-    <w:rPrDefault/>
+    <w:rPrDefault>
+      <w:rPr>
+        <w:rFonts w:ascii="Calibri" w:cs="Calibri" w:eastAsia="Calibri" w:hAnsi="Calibri"/>
+        <w:sz w:val="22"/>
+        <w:szCs w:val="22"/>
+      </w:rPr>
+    </w:rPrDefault>
     <w:pPrDefault/>
   </w:docDefaults>
   <w:style w:type="paragraph" w:styleId="Title">

--- a/RequestMaterial/docs/Requisition Material - User Guide.docx
+++ b/RequestMaterial/docs/Requisition Material - User Guide.docx
@@ -436,7 +436,17 @@
         <w:t xml:space="preserve">All</w:t>
       </w:r>
       <w:r>
-        <w:t xml:space="preserve">. This is how you bring a returned req form back up - pick Returned and it lists the lines that have been turned back in, each with the date it was returned. All shows open and returned together.</w:t>
+        <w:t xml:space="preserve">. This is how you bring a returned req form back up - pick Returned and it lists the lines that have been turned back in, each with the date it was returned. All shows open and returned together. Because there are ~50,000 returned lines, Returned and All show the </w:t>
+      </w:r>
+      <w:r>
+        <w:rPr>
+          <w:b/>
+          <w:bCs/>
+        </w:rPr>
+        <w:t xml:space="preserve">500 most recent</w:t>
+      </w:r>
+      <w:r>
+        <w:t xml:space="preserve"> (newest returns first); type in the Filter box to reach older ones.</w:t>
       </w:r>
     </w:p>
     <w:p>
@@ -462,7 +472,36 @@
         <w:spacing w:after="80"/>
       </w:pPr>
       <w:r>
-        <w:t xml:space="preserve">The filter box narrows the grid by req #, name, item or badge.</w:t>
+        <w:t xml:space="preserve">The Filter box narrows the grid by req #, name, item or badge. In Open it filters what is on screen; in Returned/All it searches the </w:t>
+      </w:r>
+      <w:r>
+        <w:rPr>
+          <w:shd w:fill="FFF35C" w:val="clear"/>
+        </w:rPr>
+        <w:t xml:space="preserve">whole history</w:t>
+      </w:r>
+      <w:r>
+        <w:t xml:space="preserve"> so you can pull up any old returned form, not just the recent 500.</w:t>
+      </w:r>
+    </w:p>
+    <w:p>
+      <w:pPr>
+        <w:pStyle w:val="ListParagraph"/>
+        <w:numPr>
+          <w:ilvl w:val="0"/>
+          <w:numId w:val="3"/>
+        </w:numPr>
+        <w:spacing w:after="80"/>
+      </w:pPr>
+      <w:r>
+        <w:rPr>
+          <w:b/>
+          <w:bCs/>
+        </w:rPr>
+        <w:t xml:space="preserve">Sort</w:t>
+      </w:r>
+      <w:r>
+        <w:t xml:space="preserve"> by clicking any column header - Req #, Date, Requestor, Badge #, and so on. Click once for up, click again for down; a small arrow shows which way.</w:t>
       </w:r>
     </w:p>
     <w:p>

--- a/RequestMaterial/docs/Requisition Material - User Guide.docx
+++ b/RequestMaterial/docs/Requisition Material - User Guide.docx
@@ -832,7 +832,27 @@
               <w:spacing w:after="0"/>
             </w:pPr>
             <w:r>
-              <w:t xml:space="preserve">"Monthly Update: Requisitioned Product" for the month you pick from the Month and Year dropdowns - grouped by name with Req. Comments, Req. Totals and Totals by Name, same layout as the old printed report.</w:t>
+              <w:t xml:space="preserve">"Monthly Update: Requisitioned Product" - opens straight onto the </w:t>
+            </w:r>
+            <w:r>
+              <w:rPr>
+                <w:b/>
+                <w:bCs/>
+              </w:rPr>
+              <w:t xml:space="preserve">current month</w:t>
+            </w:r>
+            <w:r>
+              <w:t xml:space="preserve"> (change it with the Month and Year dropdowns). Grouped by name with Req. Comments, Req. Totals and Totals by Name, plus a </w:t>
+            </w:r>
+            <w:r>
+              <w:rPr>
+                <w:b/>
+                <w:bCs/>
+              </w:rPr>
+              <w:t xml:space="preserve">Returned</w:t>
+            </w:r>
+            <w:r>
+              <w:t xml:space="preserve"> column showing the return date (or a dash if the item is still out).</w:t>
             </w:r>
           </w:p>
         </w:tc>
@@ -872,7 +892,27 @@
               <w:spacing w:after="0"/>
             </w:pPr>
             <w:r>
-              <w:t xml:space="preserve">The requisition report (old rptRequest) for the selected row - click a row first. Shows unreturned items only.</w:t>
+              <w:t xml:space="preserve">The requisition report (old rptRequest) for the selected row - click a row first. Lists </w:t>
+            </w:r>
+            <w:r>
+              <w:rPr>
+                <w:b/>
+                <w:bCs/>
+              </w:rPr>
+              <w:t xml:space="preserve">every</w:t>
+            </w:r>
+            <w:r>
+              <w:t xml:space="preserve"> line with a </w:t>
+            </w:r>
+            <w:r>
+              <w:rPr>
+                <w:b/>
+                <w:bCs/>
+              </w:rPr>
+              <w:t xml:space="preserve">Returned</w:t>
+            </w:r>
+            <w:r>
+              <w:t xml:space="preserve"> column (return date, or a dash if still out).</w:t>
             </w:r>
           </w:p>
         </w:tc>

--- a/RequestMaterial/docs/Requisition Material - User Guide.docx
+++ b/RequestMaterial/docs/Requisition Material - User Guide.docx
@@ -28,7 +28,7 @@
         <w:spacing w:after="120"/>
       </w:pPr>
       <w:r>
-        <w:t xml:space="preserve">Requisition Material replaces the Access "Req Station" database and the old request.php pages. Inventory handlers enter requisitions for material pulled from the vault; the station screen is where those requisitions get tracked, updated and marked returned. Everything runs in the browser - no Access, no shared .mdb file, any modern browser works.</w:t>
+        <w:t xml:space="preserve">Requisition Material is where inventory handlers request coins and material out of the vault, and where those requests are tracked until the material comes back. It runs in the browser, so there is nothing to install and no database file to open.</w:t>
       </w:r>
     </w:p>
     <w:p>
@@ -53,8 +53,8 @@
       </w:tblPr>
       <w:tblGrid>
         <w:gridCol w:w="3200"/>
-        <w:gridCol w:w="2600"/>
-        <w:gridCol w:w="3560"/>
+        <w:gridCol w:w="2500"/>
+        <w:gridCol w:w="3660"/>
       </w:tblGrid>
       <w:tr>
         <w:trPr>
@@ -87,7 +87,7 @@
         </w:tc>
         <w:tc>
           <w:tcPr>
-            <w:tcW w:type="dxa" w:w="2600"/>
+            <w:tcW w:type="dxa" w:w="2500"/>
             <w:shd w:fill="EAF6EE" w:val="clear"/>
             <w:tcMar>
               <w:top w:type="dxa" w:w="60"/>
@@ -106,13 +106,13 @@
                 <w:bCs/>
                 <w:color w:val="1C4532"/>
               </w:rPr>
-              <w:t xml:space="preserve">Who</w:t>
+              <w:t xml:space="preserve">Who uses it</w:t>
             </w:r>
           </w:p>
         </w:tc>
         <w:tc>
           <w:tcPr>
-            <w:tcW w:type="dxa" w:w="3560"/>
+            <w:tcW w:type="dxa" w:w="3660"/>
             <w:shd w:fill="EAF6EE" w:val="clear"/>
             <w:tcMar>
               <w:top w:type="dxa" w:w="60"/>
@@ -158,7 +158,7 @@
         </w:tc>
         <w:tc>
           <w:tcPr>
-            <w:tcW w:type="dxa" w:w="2600"/>
+            <w:tcW w:type="dxa" w:w="2500"/>
             <w:tcMar>
               <w:top w:type="dxa" w:w="60"/>
               <w:left w:type="dxa" w:w="100"/>
@@ -171,13 +171,13 @@
               <w:spacing w:after="0"/>
             </w:pPr>
             <w:r>
-              <w:t xml:space="preserve">Workfloor / inventory handlers</w:t>
+              <w:t xml:space="preserve">Workfloor and inventory handlers</w:t>
             </w:r>
           </w:p>
         </w:tc>
         <w:tc>
           <w:tcPr>
-            <w:tcW w:type="dxa" w:w="3560"/>
+            <w:tcW w:type="dxa" w:w="3660"/>
             <w:tcMar>
               <w:top w:type="dxa" w:w="60"/>
               <w:left w:type="dxa" w:w="100"/>
@@ -190,7 +190,14 @@
               <w:spacing w:after="0"/>
             </w:pPr>
             <w:r>
-              <w:t xml:space="preserve">The entry form and nothing else. A fresh blank form appears after every submit. This is the favorited shortcut.</w:t>
+              <w:t xml:space="preserve">Just the entry form. A fresh blank form appears after every submit. </w:t>
+            </w:r>
+            <w:r>
+              <w:rPr>
+                <w:b/>
+                <w:bCs/>
+              </w:rPr>
+              <w:t xml:space="preserve">This is the one to bookmark.</w:t>
             </w:r>
           </w:p>
         </w:tc>
@@ -217,7 +224,7 @@
         </w:tc>
         <w:tc>
           <w:tcPr>
-            <w:tcW w:type="dxa" w:w="2600"/>
+            <w:tcW w:type="dxa" w:w="2500"/>
             <w:tcMar>
               <w:top w:type="dxa" w:w="60"/>
               <w:left w:type="dxa" w:w="100"/>
@@ -230,13 +237,13 @@
               <w:spacing w:after="0"/>
             </w:pPr>
             <w:r>
-              <w:t xml:space="preserve">IT / supervisors</w:t>
+              <w:t xml:space="preserve">IT and supervisors</w:t>
             </w:r>
           </w:p>
         </w:tc>
         <w:tc>
           <w:tcPr>
-            <w:tcW w:type="dxa" w:w="3560"/>
+            <w:tcW w:type="dxa" w:w="3660"/>
             <w:tcMar>
               <w:top w:type="dxa" w:w="60"/>
               <w:left w:type="dxa" w:w="100"/>
@@ -249,7 +256,7 @@
               <w:spacing w:after="0"/>
             </w:pPr>
             <w:r>
-              <w:t xml:space="preserve">The full station: the open-requisitions grid, updates, returns and reports.</w:t>
+              <w:t xml:space="preserve">The full station: the grid, updates, returns and reports.</w:t>
             </w:r>
           </w:p>
         </w:tc>
@@ -278,7 +285,17 @@
         <w:spacing w:after="80"/>
       </w:pPr>
       <w:r>
-        <w:t xml:space="preserve">Pick your name from the Requestor list. The date runs on its own - it is the live clock, you never touch it.</w:t>
+        <w:t xml:space="preserve">Pick your name from the </w:t>
+      </w:r>
+      <w:r>
+        <w:rPr>
+          <w:b/>
+          <w:bCs/>
+        </w:rPr>
+        <w:t xml:space="preserve">Requestor</w:t>
+      </w:r>
+      <w:r>
+        <w:t xml:space="preserve"> list. The date fills itself in, you never touch it.</w:t>
       </w:r>
     </w:p>
     <w:p>
@@ -291,7 +308,17 @@
         <w:spacing w:after="80"/>
       </w:pPr>
       <w:r>
-        <w:t xml:space="preserve">Rush: Yes or No.</w:t>
+        <w:t xml:space="preserve">Set </w:t>
+      </w:r>
+      <w:r>
+        <w:rPr>
+          <w:b/>
+          <w:bCs/>
+        </w:rPr>
+        <w:t xml:space="preserve">Rush</w:t>
+      </w:r>
+      <w:r>
+        <w:t xml:space="preserve"> to Yes or No.</w:t>
       </w:r>
     </w:p>
     <w:p>
@@ -304,7 +331,27 @@
         <w:spacing w:after="80"/>
       </w:pPr>
       <w:r>
-        <w:t xml:space="preserve">Pick the Area Code and Area Type. Authorized By starts at "Authorization = None" - leave it there unless you already have an authorizer.</w:t>
+        <w:t xml:space="preserve">Pick the </w:t>
+      </w:r>
+      <w:r>
+        <w:rPr>
+          <w:b/>
+          <w:bCs/>
+        </w:rPr>
+        <w:t xml:space="preserve">Area Code</w:t>
+      </w:r>
+      <w:r>
+        <w:t xml:space="preserve"> and </w:t>
+      </w:r>
+      <w:r>
+        <w:rPr>
+          <w:b/>
+          <w:bCs/>
+        </w:rPr>
+        <w:t xml:space="preserve">Area Type</w:t>
+      </w:r>
+      <w:r>
+        <w:t xml:space="preserve">. Leave Authorized By alone unless you already have an authorizer.</w:t>
       </w:r>
     </w:p>
     <w:p>
@@ -317,7 +364,17 @@
         <w:spacing w:after="80"/>
       </w:pPr>
       <w:r>
-        <w:t xml:space="preserve">Fill the line sheet. Click into Item # and the item list opens; type to narrow it, pick one and the description, coin date, cost and retail fill in from inventory. Typing a full item number and tabbing out does the same fill; Tab or Enter also picks the highlighted item. Arrow keys move around the sheet like a spreadsheet (up/down between rows, left/right between cells). Enter hops to the next box, like the old form, and on the last box of the last line it starts a new line. The gray ✕ at the end of a line removes it.</w:t>
+        <w:t xml:space="preserve">Fill in the lines. Click into </w:t>
+      </w:r>
+      <w:r>
+        <w:rPr>
+          <w:b/>
+          <w:bCs/>
+        </w:rPr>
+        <w:t xml:space="preserve">Item #</w:t>
+      </w:r>
+      <w:r>
+        <w:t xml:space="preserve"> and the item list opens: type to narrow it, then pick with a click, Tab or Enter, and the description, coin date, cost and retail fill in for you. Arrow keys move around the sheet like a spreadsheet, Enter jumps to the next box, and Enter on the last box starts a new line. The gray X removes a line.</w:t>
       </w:r>
     </w:p>
     <w:p>
@@ -330,7 +387,17 @@
         <w:spacing w:after="80"/>
       </w:pPr>
       <w:r>
-        <w:t xml:space="preserve">Comments if you have them.</w:t>
+        <w:t xml:space="preserve">Add </w:t>
+      </w:r>
+      <w:r>
+        <w:rPr>
+          <w:b/>
+          <w:bCs/>
+        </w:rPr>
+        <w:t xml:space="preserve">Comments</w:t>
+      </w:r>
+      <w:r>
+        <w:t xml:space="preserve"> if you have any.</w:t>
       </w:r>
     </w:p>
     <w:p>
@@ -343,7 +410,17 @@
         <w:spacing w:after="80"/>
       </w:pPr>
       <w:r>
-        <w:t xml:space="preserve">Hit Insert. You get the new requisition number back and a fresh form.</w:t>
+        <w:t xml:space="preserve">Press </w:t>
+      </w:r>
+      <w:r>
+        <w:rPr>
+          <w:b/>
+          <w:bCs/>
+        </w:rPr>
+        <w:t xml:space="preserve">Insert</w:t>
+      </w:r>
+      <w:r>
+        <w:t xml:space="preserve">. You get the new requisition number back and a fresh form.</w:t>
       </w:r>
     </w:p>
     <w:p>
@@ -351,16 +428,16 @@
         <w:spacing w:after="120"/>
       </w:pPr>
       <w:r>
-        <w:t xml:space="preserve">If a box turns red, fix it: quantity has to be a number greater than zero, and the dollar boxes have to be numbers. If anything fails on the server, </w:t>
+        <w:t xml:space="preserve">If a box turns red, fix it before submitting: quantity has to be a number above zero, and the dollar boxes have to be numbers. If the save fails, </w:t>
       </w:r>
       <w:r>
         <w:rPr>
           <w:shd w:fill="FFF35C" w:val="clear"/>
         </w:rPr>
-        <w:t xml:space="preserve">**nothing** is saved</w:t>
-      </w:r>
-      <w:r>
-        <w:t xml:space="preserve"> - the message tells you which line to fix, then submit again. No half-saved requisitions.</w:t>
+        <w:t xml:space="preserve">nothing is saved</w:t>
+      </w:r>
+      <w:r>
+        <w:t xml:space="preserve"> and the message tells you which line to fix. There is no such thing as a half saved requisition.</w:t>
       </w:r>
     </w:p>
     <w:p>
@@ -376,7 +453,7 @@
         <w:spacing w:after="120"/>
       </w:pPr>
       <w:r>
-        <w:t xml:space="preserve">Each requisition line is two rows, like the old Access screen: the details on top, the description underneath. The grid opens on </w:t>
+        <w:t xml:space="preserve">Each requisition line takes two rows: the details on top, the description underneath. The grid opens on </w:t>
       </w:r>
       <w:r>
         <w:rPr>
@@ -386,7 +463,7 @@
         <w:t xml:space="preserve">open lines only</w:t>
       </w:r>
       <w:r>
-        <w:t xml:space="preserve"> - anything not yet returned - just like Access.</w:t>
+        <w:t xml:space="preserve">, meaning anything not yet returned.</w:t>
       </w:r>
     </w:p>
     <w:p>
@@ -406,7 +483,7 @@
         <w:t xml:space="preserve">Show</w:t>
       </w:r>
       <w:r>
-        <w:t xml:space="preserve"> dropdown: switch between </w:t>
+        <w:t xml:space="preserve"> switches between </w:t>
       </w:r>
       <w:r>
         <w:rPr>
@@ -416,7 +493,7 @@
         <w:t xml:space="preserve">Open</w:t>
       </w:r>
       <w:r>
-        <w:t xml:space="preserve"> (the default), </w:t>
+        <w:t xml:space="preserve">, </w:t>
       </w:r>
       <w:r>
         <w:rPr>
@@ -436,52 +513,36 @@
         <w:t xml:space="preserve">All</w:t>
       </w:r>
       <w:r>
-        <w:t xml:space="preserve">. This is how you bring a returned req form back up - pick Returned and it lists the lines that have been turned back in, each with the date it was returned. All shows open and returned together. Because there are ~50,000 returned lines, Returned and All show the </w:t>
-      </w:r>
-      <w:r>
-        <w:rPr>
-          <w:b/>
-          <w:bCs/>
-        </w:rPr>
-        <w:t xml:space="preserve">500 most recent</w:t>
-      </w:r>
-      <w:r>
-        <w:t xml:space="preserve"> (newest returns first); type in the Filter box to reach older ones.</w:t>
-      </w:r>
-    </w:p>
-    <w:p>
-      <w:pPr>
-        <w:pStyle w:val="ListParagraph"/>
-        <w:numPr>
-          <w:ilvl w:val="0"/>
-          <w:numId w:val="3"/>
-        </w:numPr>
-        <w:spacing w:after="80"/>
-      </w:pPr>
-      <w:r>
-        <w:t xml:space="preserve">It refreshes itself every minute (and when you come back to the tab). The Updated time in the corner tells you the last refresh; if it turns red the connection hiccupped - hit Refresh.</w:t>
-      </w:r>
-    </w:p>
-    <w:p>
-      <w:pPr>
-        <w:pStyle w:val="ListParagraph"/>
-        <w:numPr>
-          <w:ilvl w:val="0"/>
-          <w:numId w:val="3"/>
-        </w:numPr>
-        <w:spacing w:after="80"/>
-      </w:pPr>
-      <w:r>
-        <w:t xml:space="preserve">The Filter box narrows the grid by req #, name, item or badge. In Open it filters what is on screen; in Returned/All it searches the </w:t>
+        <w:t xml:space="preserve">. </w:t>
       </w:r>
       <w:r>
         <w:rPr>
           <w:shd w:fill="FFF35C" w:val="clear"/>
         </w:rPr>
-        <w:t xml:space="preserve">whole history</w:t>
-      </w:r>
-      <w:r>
-        <w:t xml:space="preserve"> so you can pull up any old returned form, not just the recent 500.</w:t>
+        <w:t xml:space="preserve">This is how you bring a returned req form back up</w:t>
+      </w:r>
+      <w:r>
+        <w:t xml:space="preserve"> and see when it came back. Returned and All list the 500 most recent, so use Filter to reach older ones.</w:t>
+      </w:r>
+    </w:p>
+    <w:p>
+      <w:pPr>
+        <w:pStyle w:val="ListParagraph"/>
+        <w:numPr>
+          <w:ilvl w:val="0"/>
+          <w:numId w:val="3"/>
+        </w:numPr>
+        <w:spacing w:after="80"/>
+      </w:pPr>
+      <w:r>
+        <w:rPr>
+          <w:b/>
+          <w:bCs/>
+        </w:rPr>
+        <w:t xml:space="preserve">Filter</w:t>
+      </w:r>
+      <w:r>
+        <w:t xml:space="preserve"> narrows the grid by req number, name, item or badge. On Returned and All it searches the whole history, not just what is on screen.</w:t>
       </w:r>
     </w:p>
     <w:p>
@@ -501,33 +562,7 @@
         <w:t xml:space="preserve">Sort</w:t>
       </w:r>
       <w:r>
-        <w:t xml:space="preserve"> by clicking any column header - Req #, Date, Requestor, Badge #, and so on. Click once for up, click again for down; a small arrow shows which way.</w:t>
-      </w:r>
-    </w:p>
-    <w:p>
-      <w:pPr>
-        <w:pStyle w:val="ListParagraph"/>
-        <w:numPr>
-          <w:ilvl w:val="0"/>
-          <w:numId w:val="3"/>
-        </w:numPr>
-        <w:spacing w:after="80"/>
-      </w:pPr>
-      <w:r>
-        <w:t xml:space="preserve">Click a row to select it - the ▶ marker shows which requisition Preview Report will print.</w:t>
-      </w:r>
-    </w:p>
-    <w:p>
-      <w:pPr>
-        <w:pStyle w:val="ListParagraph"/>
-        <w:numPr>
-          <w:ilvl w:val="0"/>
-          <w:numId w:val="3"/>
-        </w:numPr>
-        <w:spacing w:after="80"/>
-      </w:pPr>
-      <w:r>
-        <w:t xml:space="preserve">Click the blue req # to open the requisition.</w:t>
+        <w:t xml:space="preserve"> by clicking any column heading. Click it again to flip the direction, and the small arrow shows which way. The grid starts on Date with the newest first.</w:t>
       </w:r>
     </w:p>
     <w:p>
@@ -547,7 +582,7 @@
         <w:t xml:space="preserve">Badge #</w:t>
       </w:r>
       <w:r>
-        <w:t xml:space="preserve"> starts at 0 on a new requisition; the real badge is filled in later. It is editable right in the grid - click the box for the employee dropdown (type to filter by badge or name) or type a number. Only a real badge number saves; typed name text is ignored. Saving no longer jumps the page. All lines of the same requisition share one badge.</w:t>
+        <w:t xml:space="preserve"> can be edited right in the grid. Click the box for the employee list or type a number. New requisitions start at 0 and someone fills in the real badge later.</w:t>
       </w:r>
     </w:p>
     <w:p>
@@ -567,7 +602,85 @@
         <w:t xml:space="preserve">Return Item</w:t>
       </w:r>
       <w:r>
-        <w:t xml:space="preserve">: check the box and today’s date fills in next to it - change the date if the item actually came back earlier. Nothing is saved yet: the return goes through on the next refresh (the Refresh button or the automatic one), and the line drops off the grid, same as the old screen. Uncheck before the refresh to cancel.</w:t>
+        <w:t xml:space="preserve"> puts today’s date beside the tick box. Change the date if the material actually came back earlier. </w:t>
+      </w:r>
+      <w:r>
+        <w:rPr>
+          <w:u w:val="single"/>
+        </w:rPr>
+        <w:t xml:space="preserve">Nothing is saved until the next refresh</w:t>
+      </w:r>
+      <w:r>
+        <w:t xml:space="preserve">, so untick the box to cancel.</w:t>
+      </w:r>
+    </w:p>
+    <w:p>
+      <w:pPr>
+        <w:pStyle w:val="ListParagraph"/>
+        <w:numPr>
+          <w:ilvl w:val="0"/>
+          <w:numId w:val="3"/>
+        </w:numPr>
+        <w:spacing w:after="80"/>
+      </w:pPr>
+      <w:r>
+        <w:t xml:space="preserve">Click a row to select it. The marker shows which requisition </w:t>
+      </w:r>
+      <w:r>
+        <w:rPr>
+          <w:b/>
+          <w:bCs/>
+        </w:rPr>
+        <w:t xml:space="preserve">Preview Report</w:t>
+      </w:r>
+      <w:r>
+        <w:t xml:space="preserve"> will print.</w:t>
+      </w:r>
+    </w:p>
+    <w:p>
+      <w:pPr>
+        <w:pStyle w:val="ListParagraph"/>
+        <w:numPr>
+          <w:ilvl w:val="0"/>
+          <w:numId w:val="3"/>
+        </w:numPr>
+        <w:spacing w:after="80"/>
+      </w:pPr>
+      <w:r>
+        <w:t xml:space="preserve">Click the blue </w:t>
+      </w:r>
+      <w:r>
+        <w:rPr>
+          <w:b/>
+          <w:bCs/>
+        </w:rPr>
+        <w:t xml:space="preserve">req number</w:t>
+      </w:r>
+      <w:r>
+        <w:t xml:space="preserve"> to open that requisition.</w:t>
+      </w:r>
+    </w:p>
+    <w:p>
+      <w:pPr>
+        <w:pStyle w:val="ListParagraph"/>
+        <w:numPr>
+          <w:ilvl w:val="0"/>
+          <w:numId w:val="3"/>
+        </w:numPr>
+        <w:spacing w:after="80"/>
+      </w:pPr>
+      <w:r>
+        <w:t xml:space="preserve">The grid refreshes itself every minute. If the Updated time turns red the connection hiccupped, so press </w:t>
+      </w:r>
+      <w:r>
+        <w:rPr>
+          <w:b/>
+          <w:bCs/>
+        </w:rPr>
+        <w:t xml:space="preserve">Refresh</w:t>
+      </w:r>
+      <w:r>
+        <w:t xml:space="preserve">.</w:t>
       </w:r>
     </w:p>
     <w:p>
@@ -583,20 +696,30 @@
         <w:spacing w:after="120"/>
       </w:pPr>
       <w:r>
-        <w:t xml:space="preserve">The blue req # opens the requisition window - laid out like the old request.php view: ID, name, area code/type, date, Inv DE Number, then Authorized By and Comments.</w:t>
-      </w:r>
-    </w:p>
-    <w:p>
-      <w:pPr>
-        <w:pStyle w:val="ListParagraph"/>
-        <w:numPr>
-          <w:ilvl w:val="0"/>
-          <w:numId w:val="3"/>
-        </w:numPr>
-        <w:spacing w:after="80"/>
-      </w:pPr>
-      <w:r>
-        <w:t xml:space="preserve">To update: pick the Authorized By name and/or edit Comments, hit </w:t>
+        <w:t xml:space="preserve">Clicking the blue req number opens the requisition window.</w:t>
+      </w:r>
+    </w:p>
+    <w:p>
+      <w:pPr>
+        <w:pStyle w:val="ListParagraph"/>
+        <w:numPr>
+          <w:ilvl w:val="0"/>
+          <w:numId w:val="3"/>
+        </w:numPr>
+        <w:spacing w:after="80"/>
+      </w:pPr>
+      <w:r>
+        <w:t xml:space="preserve">Pick a name under </w:t>
+      </w:r>
+      <w:r>
+        <w:rPr>
+          <w:b/>
+          <w:bCs/>
+        </w:rPr>
+        <w:t xml:space="preserve">Authorized By</w:t>
+      </w:r>
+      <w:r>
+        <w:t xml:space="preserve"> and press </w:t>
       </w:r>
       <w:r>
         <w:rPr>
@@ -606,20 +729,20 @@
         <w:t xml:space="preserve">Update</w:t>
       </w:r>
       <w:r>
-        <w:t xml:space="preserve">. Picking a real person marks the requisition authorized; "Authorization = None" or "Authorization In Process" marks it not authorized. There is no separate authorize step - the value you pick IS the authorization.</w:t>
-      </w:r>
-    </w:p>
-    <w:p>
-      <w:pPr>
-        <w:pStyle w:val="ListParagraph"/>
-        <w:numPr>
-          <w:ilvl w:val="0"/>
-          <w:numId w:val="3"/>
-        </w:numPr>
-        <w:spacing w:after="80"/>
-      </w:pPr>
-      <w:r>
-        <w:t xml:space="preserve">Every line is listed here - open and returned - with a </w:t>
+        <w:t xml:space="preserve">. Picking a real person is what marks it authorized, there is no separate approval step.</w:t>
+      </w:r>
+    </w:p>
+    <w:p>
+      <w:pPr>
+        <w:pStyle w:val="ListParagraph"/>
+        <w:numPr>
+          <w:ilvl w:val="0"/>
+          <w:numId w:val="3"/>
+        </w:numPr>
+        <w:spacing w:after="80"/>
+      </w:pPr>
+      <w:r>
+        <w:t xml:space="preserve">Every line is listed, open and returned, with a </w:t>
       </w:r>
       <w:r>
         <w:rPr>
@@ -629,33 +752,59 @@
         <w:t xml:space="preserve">Date Ret.</w:t>
       </w:r>
       <w:r>
-        <w:t xml:space="preserve"> column showing when each returned line came back, so a turned-in req form shows who requested it, the quantities and the return dates all in one place.</w:t>
-      </w:r>
-    </w:p>
-    <w:p>
-      <w:pPr>
-        <w:pStyle w:val="ListParagraph"/>
-        <w:numPr>
-          <w:ilvl w:val="0"/>
-          <w:numId w:val="3"/>
-        </w:numPr>
-        <w:spacing w:after="80"/>
-      </w:pPr>
-      <w:r>
-        <w:t xml:space="preserve">Each line has its own Returned checkbox here. These save immediately and stamp today’s date. This window is also where you UN-return a line - uncheck the box and it goes back to open.</w:t>
-      </w:r>
-    </w:p>
-    <w:p>
-      <w:pPr>
-        <w:pStyle w:val="ListParagraph"/>
-        <w:numPr>
-          <w:ilvl w:val="0"/>
-          <w:numId w:val="3"/>
-        </w:numPr>
-        <w:spacing w:after="80"/>
-      </w:pPr>
-      <w:r>
-        <w:t xml:space="preserve">Print gives you the requisition report for this req.</w:t>
+        <w:t xml:space="preserve"> column. A turned in form therefore shows who requested it, how much, and when it came back, all in one place.</w:t>
+      </w:r>
+    </w:p>
+    <w:p>
+      <w:pPr>
+        <w:pStyle w:val="ListParagraph"/>
+        <w:numPr>
+          <w:ilvl w:val="0"/>
+          <w:numId w:val="3"/>
+        </w:numPr>
+        <w:spacing w:after="80"/>
+      </w:pPr>
+      <w:r>
+        <w:t xml:space="preserve">Each line has its own </w:t>
+      </w:r>
+      <w:r>
+        <w:rPr>
+          <w:b/>
+          <w:bCs/>
+        </w:rPr>
+        <w:t xml:space="preserve">Returned</w:t>
+      </w:r>
+      <w:r>
+        <w:t xml:space="preserve"> tick box that saves straight away. This window is also the only place to </w:t>
+      </w:r>
+      <w:r>
+        <w:rPr>
+          <w:u w:val="single"/>
+        </w:rPr>
+        <w:t xml:space="preserve">undo</w:t>
+      </w:r>
+      <w:r>
+        <w:t xml:space="preserve"> a return.</w:t>
+      </w:r>
+    </w:p>
+    <w:p>
+      <w:pPr>
+        <w:pStyle w:val="ListParagraph"/>
+        <w:numPr>
+          <w:ilvl w:val="0"/>
+          <w:numId w:val="3"/>
+        </w:numPr>
+        <w:spacing w:after="80"/>
+      </w:pPr>
+      <w:r>
+        <w:rPr>
+          <w:b/>
+          <w:bCs/>
+        </w:rPr>
+        <w:t xml:space="preserve">Print</w:t>
+      </w:r>
+      <w:r>
+        <w:t xml:space="preserve"> gives you the paper copy of this requisition.</w:t>
       </w:r>
     </w:p>
     <w:p>
@@ -663,59 +812,87 @@
         <w:pStyle w:val="Heading1"/>
       </w:pPr>
       <w:r>
-        <w:t xml:space="preserve">The colors</w:t>
-      </w:r>
-    </w:p>
-    <w:p>
-      <w:pPr>
-        <w:pStyle w:val="ListParagraph"/>
-        <w:numPr>
-          <w:ilvl w:val="0"/>
-          <w:numId w:val="3"/>
-        </w:numPr>
-        <w:spacing w:after="80"/>
-      </w:pPr>
-      <w:r>
-        <w:t xml:space="preserve">Yellow pill - "Authorization = None" or "In Process": nobody has signed off yet.</w:t>
-      </w:r>
-    </w:p>
-    <w:p>
-      <w:pPr>
-        <w:pStyle w:val="ListParagraph"/>
-        <w:numPr>
-          <w:ilvl w:val="0"/>
-          <w:numId w:val="3"/>
-        </w:numPr>
-        <w:spacing w:after="80"/>
-      </w:pPr>
-      <w:r>
-        <w:t xml:space="preserve">Green pill - a real authorizer’s name.</w:t>
-      </w:r>
-    </w:p>
-    <w:p>
-      <w:pPr>
-        <w:pStyle w:val="ListParagraph"/>
-        <w:numPr>
-          <w:ilvl w:val="0"/>
-          <w:numId w:val="3"/>
-        </w:numPr>
-        <w:spacing w:after="80"/>
-      </w:pPr>
-      <w:r>
-        <w:t xml:space="preserve">Red RUSH pill - the requisition was flagged rush.</w:t>
-      </w:r>
-    </w:p>
-    <w:p>
-      <w:pPr>
-        <w:pStyle w:val="ListParagraph"/>
-        <w:numPr>
-          <w:ilvl w:val="0"/>
-          <w:numId w:val="3"/>
-        </w:numPr>
-        <w:spacing w:after="80"/>
-      </w:pPr>
-      <w:r>
-        <w:t xml:space="preserve">Red box on the entry sheet - fix that value before submitting.</w:t>
+        <w:t xml:space="preserve">What the colors mean</w:t>
+      </w:r>
+    </w:p>
+    <w:p>
+      <w:pPr>
+        <w:pStyle w:val="ListParagraph"/>
+        <w:numPr>
+          <w:ilvl w:val="0"/>
+          <w:numId w:val="3"/>
+        </w:numPr>
+        <w:spacing w:after="80"/>
+      </w:pPr>
+      <w:r>
+        <w:rPr>
+          <w:b/>
+          <w:bCs/>
+        </w:rPr>
+        <w:t xml:space="preserve">Yellow</w:t>
+      </w:r>
+      <w:r>
+        <w:t xml:space="preserve"> pill: nobody has authorized it yet.</w:t>
+      </w:r>
+    </w:p>
+    <w:p>
+      <w:pPr>
+        <w:pStyle w:val="ListParagraph"/>
+        <w:numPr>
+          <w:ilvl w:val="0"/>
+          <w:numId w:val="3"/>
+        </w:numPr>
+        <w:spacing w:after="80"/>
+      </w:pPr>
+      <w:r>
+        <w:rPr>
+          <w:b/>
+          <w:bCs/>
+        </w:rPr>
+        <w:t xml:space="preserve">Green</w:t>
+      </w:r>
+      <w:r>
+        <w:t xml:space="preserve"> pill: a real authorizer’s name is on it.</w:t>
+      </w:r>
+    </w:p>
+    <w:p>
+      <w:pPr>
+        <w:pStyle w:val="ListParagraph"/>
+        <w:numPr>
+          <w:ilvl w:val="0"/>
+          <w:numId w:val="3"/>
+        </w:numPr>
+        <w:spacing w:after="80"/>
+      </w:pPr>
+      <w:r>
+        <w:rPr>
+          <w:b/>
+          <w:bCs/>
+        </w:rPr>
+        <w:t xml:space="preserve">Red RUSH</w:t>
+      </w:r>
+      <w:r>
+        <w:t xml:space="preserve"> pill: the requisition was marked rush.</w:t>
+      </w:r>
+    </w:p>
+    <w:p>
+      <w:pPr>
+        <w:pStyle w:val="ListParagraph"/>
+        <w:numPr>
+          <w:ilvl w:val="0"/>
+          <w:numId w:val="3"/>
+        </w:numPr>
+        <w:spacing w:after="80"/>
+      </w:pPr>
+      <w:r>
+        <w:rPr>
+          <w:b/>
+          <w:bCs/>
+        </w:rPr>
+        <w:t xml:space="preserve">Red box</w:t>
+      </w:r>
+      <w:r>
+        <w:t xml:space="preserve"> on the entry sheet: fix that value before you submit.</w:t>
       </w:r>
     </w:p>
     <w:p>
@@ -739,8 +916,8 @@
         </w:tblBorders>
       </w:tblPr>
       <w:tblGrid>
-        <w:gridCol w:w="2600"/>
-        <w:gridCol w:w="6760"/>
+        <w:gridCol w:w="2400"/>
+        <w:gridCol w:w="6960"/>
       </w:tblGrid>
       <w:tr>
         <w:trPr>
@@ -748,7 +925,7 @@
         </w:trPr>
         <w:tc>
           <w:tcPr>
-            <w:tcW w:type="dxa" w:w="2600"/>
+            <w:tcW w:type="dxa" w:w="2400"/>
             <w:shd w:fill="EAF6EE" w:val="clear"/>
             <w:tcMar>
               <w:top w:type="dxa" w:w="60"/>
@@ -773,7 +950,7 @@
         </w:tc>
         <w:tc>
           <w:tcPr>
-            <w:tcW w:type="dxa" w:w="6760"/>
+            <w:tcW w:type="dxa" w:w="6960"/>
             <w:shd w:fill="EAF6EE" w:val="clear"/>
             <w:tcMar>
               <w:top w:type="dxa" w:w="60"/>
@@ -792,7 +969,7 @@
                 <w:bCs/>
                 <w:color w:val="1C4532"/>
               </w:rPr>
-              <w:t xml:space="preserve">What it prints</w:t>
+              <w:t xml:space="preserve">What it gives you</w:t>
             </w:r>
           </w:p>
         </w:tc>
@@ -800,7 +977,7 @@
       <w:tr>
         <w:tc>
           <w:tcPr>
-            <w:tcW w:type="dxa" w:w="2600"/>
+            <w:tcW w:type="dxa" w:w="2400"/>
             <w:tcMar>
               <w:top w:type="dxa" w:w="60"/>
               <w:left w:type="dxa" w:w="100"/>
@@ -819,7 +996,7 @@
         </w:tc>
         <w:tc>
           <w:tcPr>
-            <w:tcW w:type="dxa" w:w="6760"/>
+            <w:tcW w:type="dxa" w:w="6960"/>
             <w:tcMar>
               <w:top w:type="dxa" w:w="60"/>
               <w:left w:type="dxa" w:w="100"/>
@@ -832,7 +1009,7 @@
               <w:spacing w:after="0"/>
             </w:pPr>
             <w:r>
-              <w:t xml:space="preserve">"Monthly Update: Requisitioned Product" - opens straight onto the </w:t>
+              <w:t xml:space="preserve">Monthly Update: Requisitioned Product. It opens on the </w:t>
             </w:r>
             <w:r>
               <w:rPr>
@@ -842,7 +1019,7 @@
               <w:t xml:space="preserve">current month</w:t>
             </w:r>
             <w:r>
-              <w:t xml:space="preserve"> (change it with the Month and Year dropdowns). Grouped by name with Req. Comments, Req. Totals and Totals by Name, plus a </w:t>
+              <w:t xml:space="preserve">, and you change it with the Month and Year lists. Grouped by requestor with totals, plus a </w:t>
             </w:r>
             <w:r>
               <w:rPr>
@@ -852,7 +1029,7 @@
               <w:t xml:space="preserve">Returned</w:t>
             </w:r>
             <w:r>
-              <w:t xml:space="preserve"> column showing the return date (or a dash if the item is still out).</w:t>
+              <w:t xml:space="preserve"> column showing the return date, or a dash while the item is still out.</w:t>
             </w:r>
           </w:p>
         </w:tc>
@@ -860,7 +1037,7 @@
       <w:tr>
         <w:tc>
           <w:tcPr>
-            <w:tcW w:type="dxa" w:w="2600"/>
+            <w:tcW w:type="dxa" w:w="2400"/>
             <w:tcMar>
               <w:top w:type="dxa" w:w="60"/>
               <w:left w:type="dxa" w:w="100"/>
@@ -879,7 +1056,7 @@
         </w:tc>
         <w:tc>
           <w:tcPr>
-            <w:tcW w:type="dxa" w:w="6760"/>
+            <w:tcW w:type="dxa" w:w="6960"/>
             <w:tcMar>
               <w:top w:type="dxa" w:w="60"/>
               <w:left w:type="dxa" w:w="100"/>
@@ -892,27 +1069,17 @@
               <w:spacing w:after="0"/>
             </w:pPr>
             <w:r>
-              <w:t xml:space="preserve">The requisition report (old rptRequest) for the selected row - click a row first. Lists </w:t>
+              <w:t xml:space="preserve">The paper copy of the </w:t>
             </w:r>
             <w:r>
               <w:rPr>
                 <w:b/>
                 <w:bCs/>
               </w:rPr>
-              <w:t xml:space="preserve">every</w:t>
-            </w:r>
-            <w:r>
-              <w:t xml:space="preserve"> line with a </w:t>
-            </w:r>
-            <w:r>
-              <w:rPr>
-                <w:b/>
-                <w:bCs/>
-              </w:rPr>
-              <w:t xml:space="preserve">Returned</w:t>
-            </w:r>
-            <w:r>
-              <w:t xml:space="preserve"> column (return date, or a dash if still out).</w:t>
+              <w:t xml:space="preserve">selected</w:t>
+            </w:r>
+            <w:r>
+              <w:t xml:space="preserve"> requisition, so click a row first. It lists every line with its return date.</w:t>
             </w:r>
           </w:p>
         </w:tc>
@@ -928,7 +1095,16 @@
         <w:spacing w:after="120"/>
       </w:pPr>
       <w:r>
-        <w:t xml:space="preserve">Print opens the report in its own window, shows the print dialog, and the window closes itself when you’re done - printed or cancelled.</w:t>
+        <w:t xml:space="preserve">Print brings up your normal print box on the page you are already on. </w:t>
+      </w:r>
+      <w:r>
+        <w:rPr>
+          <w:shd w:fill="FFF35C" w:val="clear"/>
+        </w:rPr>
+        <w:t xml:space="preserve">No extra window opens</w:t>
+      </w:r>
+      <w:r>
+        <w:t xml:space="preserve">, so close the print box and you are back where you were.</w:t>
       </w:r>
     </w:p>
     <w:p>
@@ -949,52 +1125,20 @@
         <w:spacing w:after="80"/>
       </w:pPr>
       <w:r>
-        <w:t xml:space="preserve">The old request.php links died at cutover. Use the new shortcut; if you don’t have it, ask IT.</w:t>
-      </w:r>
-    </w:p>
-    <w:p>
-      <w:pPr>
-        <w:pStyle w:val="ListParagraph"/>
-        <w:numPr>
-          <w:ilvl w:val="0"/>
-          <w:numId w:val="3"/>
-        </w:numPr>
-        <w:spacing w:after="80"/>
-      </w:pPr>
-      <w:r>
-        <w:t xml:space="preserve">Works in any browser now - the Firefox-only restriction is gone.</w:t>
-      </w:r>
-    </w:p>
-    <w:p>
-      <w:pPr>
-        <w:pStyle w:val="ListParagraph"/>
-        <w:numPr>
-          <w:ilvl w:val="0"/>
-          <w:numId w:val="3"/>
-        </w:numPr>
-        <w:spacing w:after="80"/>
-      </w:pPr>
-      <w:r>
-        <w:t xml:space="preserve">Nothing is ever deleted: the Show dropdown brings returned req forms back up, and opening any requisition by its number (</w:t>
-      </w:r>
-      <w:r>
-        <w:t xml:space="preserve">?id=N</w:t>
-      </w:r>
-      <w:r>
-        <w:t xml:space="preserve"> on the station link) shows all of its lines, returned included.</w:t>
-      </w:r>
-    </w:p>
-    <w:p>
-      <w:pPr>
-        <w:pStyle w:val="ListParagraph"/>
-        <w:numPr>
-          <w:ilvl w:val="0"/>
-          <w:numId w:val="3"/>
-        </w:numPr>
-        <w:spacing w:after="80"/>
-      </w:pPr>
-      <w:r>
-        <w:t xml:space="preserve">Change not showing up? Ctrl+F5 forces a fresh reload.</w:t>
+        <w:t xml:space="preserve">The old links stopped working at cutover. Use the new shortcut, and ask IT if you do not have it.</w:t>
+      </w:r>
+    </w:p>
+    <w:p>
+      <w:pPr>
+        <w:pStyle w:val="ListParagraph"/>
+        <w:numPr>
+          <w:ilvl w:val="0"/>
+          <w:numId w:val="3"/>
+        </w:numPr>
+        <w:spacing w:after="80"/>
+      </w:pPr>
+      <w:r>
+        <w:t xml:space="preserve">It works in any browser now.</w:t>
       </w:r>
     </w:p>
     <w:p>
@@ -1010,7 +1154,49 @@
         <w:rPr>
           <w:shd w:fill="FFF35C" w:val="clear"/>
         </w:rPr>
-        <w:t xml:space="preserve">Blank page or an error box is on our end, not something you did. Contact IT.</w:t>
+        <w:t xml:space="preserve">Nothing is ever deleted.</w:t>
+      </w:r>
+      <w:r>
+        <w:t xml:space="preserve"> Returned requisitions are still there, and the Show list brings them back.</w:t>
+      </w:r>
+    </w:p>
+    <w:p>
+      <w:pPr>
+        <w:pStyle w:val="ListParagraph"/>
+        <w:numPr>
+          <w:ilvl w:val="0"/>
+          <w:numId w:val="3"/>
+        </w:numPr>
+        <w:spacing w:after="80"/>
+      </w:pPr>
+      <w:r>
+        <w:t xml:space="preserve">Change not showing up? </w:t>
+      </w:r>
+      <w:r>
+        <w:rPr>
+          <w:b/>
+          <w:bCs/>
+        </w:rPr>
+        <w:t xml:space="preserve">Ctrl+F5</w:t>
+      </w:r>
+      <w:r>
+        <w:t xml:space="preserve"> forces a fresh load.</w:t>
+      </w:r>
+    </w:p>
+    <w:p>
+      <w:pPr>
+        <w:pStyle w:val="ListParagraph"/>
+        <w:numPr>
+          <w:ilvl w:val="0"/>
+          <w:numId w:val="3"/>
+        </w:numPr>
+        <w:spacing w:after="80"/>
+      </w:pPr>
+      <w:r>
+        <w:rPr>
+          <w:shd w:fill="FFF35C" w:val="clear"/>
+        </w:rPr>
+        <w:t xml:space="preserve">A blank page or an error box is on our end, not something you did. Contact IT.</w:t>
       </w:r>
     </w:p>
     <w:sectPr>

--- a/RequestMaterial/docs/Requisition Material - User Guide.docx
+++ b/RequestMaterial/docs/Requisition Material - User Guide.docx
@@ -277,6 +277,30 @@
     </w:p>
     <w:p>
       <w:pPr>
+        <w:spacing w:after="120"/>
+      </w:pPr>
+      <w:r>
+        <w:t xml:space="preserve">The entry form is the whole job for most people: four steps, top to bottom, and you are done.</w:t>
+      </w:r>
+    </w:p>
+    <w:p>
+      <w:pPr>
+        <w:pStyle w:val="Heading2"/>
+      </w:pPr>
+      <w:r>
+        <w:t xml:space="preserve">Step 1: Say who is asking</w:t>
+      </w:r>
+    </w:p>
+    <w:p>
+      <w:pPr>
+        <w:spacing w:after="120"/>
+      </w:pPr>
+      <w:r>
+        <w:t xml:space="preserve">Five boxes across the top describe the whole requisition. You only touch four of them.</w:t>
+      </w:r>
+    </w:p>
+    <w:p>
+      <w:pPr>
         <w:pStyle w:val="ListParagraph"/>
         <w:numPr>
           <w:ilvl w:val="0"/>
@@ -285,17 +309,14 @@
         <w:spacing w:after="80"/>
       </w:pPr>
       <w:r>
-        <w:t xml:space="preserve">Pick your name from the </w:t>
-      </w:r>
-      <w:r>
-        <w:rPr>
-          <w:b/>
-          <w:bCs/>
-        </w:rPr>
-        <w:t xml:space="preserve">Requestor</w:t>
-      </w:r>
-      <w:r>
-        <w:t xml:space="preserve"> list. The date fills itself in, you never touch it.</w:t>
+        <w:rPr>
+          <w:b/>
+          <w:bCs/>
+        </w:rPr>
+        <w:t xml:space="preserve">Requestor:</w:t>
+      </w:r>
+      <w:r>
+        <w:t xml:space="preserve"> pick your name from the list.</w:t>
       </w:r>
     </w:p>
     <w:p>
@@ -308,17 +329,14 @@
         <w:spacing w:after="80"/>
       </w:pPr>
       <w:r>
-        <w:t xml:space="preserve">Set </w:t>
-      </w:r>
-      <w:r>
-        <w:rPr>
-          <w:b/>
-          <w:bCs/>
-        </w:rPr>
-        <w:t xml:space="preserve">Rush</w:t>
-      </w:r>
-      <w:r>
-        <w:t xml:space="preserve"> to Yes or No.</w:t>
+        <w:rPr>
+          <w:b/>
+          <w:bCs/>
+        </w:rPr>
+        <w:t xml:space="preserve">Date:</w:t>
+      </w:r>
+      <w:r>
+        <w:t xml:space="preserve"> fills itself in and keeps ticking. You never touch it.</w:t>
       </w:r>
     </w:p>
     <w:p>
@@ -331,8 +349,25 @@
         <w:spacing w:after="80"/>
       </w:pPr>
       <w:r>
-        <w:t xml:space="preserve">Pick the </w:t>
-      </w:r>
+        <w:rPr>
+          <w:b/>
+          <w:bCs/>
+        </w:rPr>
+        <w:t xml:space="preserve">Rush:</w:t>
+      </w:r>
+      <w:r>
+        <w:t xml:space="preserve"> Yes or No.</w:t>
+      </w:r>
+    </w:p>
+    <w:p>
+      <w:pPr>
+        <w:pStyle w:val="ListParagraph"/>
+        <w:numPr>
+          <w:ilvl w:val="0"/>
+          <w:numId w:val="2"/>
+        </w:numPr>
+        <w:spacing w:after="80"/>
+      </w:pPr>
       <w:r>
         <w:rPr>
           <w:b/>
@@ -348,10 +383,10 @@
           <w:b/>
           <w:bCs/>
         </w:rPr>
-        <w:t xml:space="preserve">Area Type</w:t>
-      </w:r>
-      <w:r>
-        <w:t xml:space="preserve">. Leave Authorized By alone unless you already have an authorizer.</w:t>
+        <w:t xml:space="preserve">Area Type:</w:t>
+      </w:r>
+      <w:r>
+        <w:t xml:space="preserve"> where the material is going.</w:t>
       </w:r>
     </w:p>
     <w:p>
@@ -364,7 +399,43 @@
         <w:spacing w:after="80"/>
       </w:pPr>
       <w:r>
-        <w:t xml:space="preserve">Fill in the lines. Click into </w:t>
+        <w:rPr>
+          <w:b/>
+          <w:bCs/>
+        </w:rPr>
+        <w:t xml:space="preserve">Authorized By:</w:t>
+      </w:r>
+      <w:r>
+        <w:t xml:space="preserve"> leave it alone unless you already have an authorizer. Someone can set it later.</w:t>
+      </w:r>
+    </w:p>
+    <w:p>
+      <w:pPr>
+        <w:pStyle w:val="Heading2"/>
+      </w:pPr>
+      <w:r>
+        <w:t xml:space="preserve">Step 2: Add the item lines</w:t>
+      </w:r>
+    </w:p>
+    <w:p>
+      <w:pPr>
+        <w:spacing w:after="120"/>
+      </w:pPr>
+      <w:r>
+        <w:t xml:space="preserve">The lines behave like a spreadsheet, so you can stay on the keyboard the whole way through.</w:t>
+      </w:r>
+    </w:p>
+    <w:p>
+      <w:pPr>
+        <w:pStyle w:val="ListParagraph"/>
+        <w:numPr>
+          <w:ilvl w:val="0"/>
+          <w:numId w:val="3"/>
+        </w:numPr>
+        <w:spacing w:after="80"/>
+      </w:pPr>
+      <w:r>
+        <w:t xml:space="preserve">Click into </w:t>
       </w:r>
       <w:r>
         <w:rPr>
@@ -374,17 +445,151 @@
         <w:t xml:space="preserve">Item #</w:t>
       </w:r>
       <w:r>
-        <w:t xml:space="preserve"> and the item list opens: type to narrow it, then pick with a click, Tab or Enter, and the description, coin date, cost and retail fill in for you. Arrow keys move around the sheet like a spreadsheet, Enter jumps to the next box, and Enter on the last box starts a new line. The gray X removes a line.</w:t>
-      </w:r>
-    </w:p>
-    <w:p>
-      <w:pPr>
-        <w:pStyle w:val="ListParagraph"/>
-        <w:numPr>
-          <w:ilvl w:val="0"/>
-          <w:numId w:val="2"/>
-        </w:numPr>
-        <w:spacing w:after="80"/>
+        <w:t xml:space="preserve"> and the item list opens. Type to narrow it, then pick with a click, Tab or Enter.</w:t>
+      </w:r>
+    </w:p>
+    <w:p>
+      <w:pPr>
+        <w:pStyle w:val="ListParagraph"/>
+        <w:numPr>
+          <w:ilvl w:val="0"/>
+          <w:numId w:val="3"/>
+        </w:numPr>
+        <w:spacing w:after="80"/>
+      </w:pPr>
+      <w:r>
+        <w:t xml:space="preserve">Picking an item fills the description, coin date, cost and retail for you. </w:t>
+      </w:r>
+      <w:r>
+        <w:rPr>
+          <w:shd w:fill="FFF35C" w:val="clear"/>
+        </w:rPr>
+        <w:t xml:space="preserve">Typing a full item number and tabbing out does the same thing.</w:t>
+      </w:r>
+    </w:p>
+    <w:p>
+      <w:pPr>
+        <w:pStyle w:val="ListParagraph"/>
+        <w:numPr>
+          <w:ilvl w:val="0"/>
+          <w:numId w:val="3"/>
+        </w:numPr>
+        <w:spacing w:after="80"/>
+      </w:pPr>
+      <w:r>
+        <w:rPr>
+          <w:b/>
+          <w:bCs/>
+        </w:rPr>
+        <w:t xml:space="preserve">Arrow keys</w:t>
+      </w:r>
+      <w:r>
+        <w:t xml:space="preserve"> move around the sheet. Up and down change rows, left and right move between boxes.</w:t>
+      </w:r>
+    </w:p>
+    <w:p>
+      <w:pPr>
+        <w:pStyle w:val="ListParagraph"/>
+        <w:numPr>
+          <w:ilvl w:val="0"/>
+          <w:numId w:val="3"/>
+        </w:numPr>
+        <w:spacing w:after="80"/>
+      </w:pPr>
+      <w:r>
+        <w:rPr>
+          <w:b/>
+          <w:bCs/>
+        </w:rPr>
+        <w:t xml:space="preserve">Enter</w:t>
+      </w:r>
+      <w:r>
+        <w:t xml:space="preserve"> jumps to the next box, and Enter on the last box starts a new line.</w:t>
+      </w:r>
+    </w:p>
+    <w:p>
+      <w:pPr>
+        <w:pStyle w:val="ListParagraph"/>
+        <w:numPr>
+          <w:ilvl w:val="0"/>
+          <w:numId w:val="3"/>
+        </w:numPr>
+        <w:spacing w:after="80"/>
+      </w:pPr>
+      <w:r>
+        <w:t xml:space="preserve">The gray </w:t>
+      </w:r>
+      <w:r>
+        <w:rPr>
+          <w:b/>
+          <w:bCs/>
+        </w:rPr>
+        <w:t xml:space="preserve">X</w:t>
+      </w:r>
+      <w:r>
+        <w:t xml:space="preserve"> at the end of a line removes it.</w:t>
+      </w:r>
+    </w:p>
+    <w:p>
+      <w:pPr>
+        <w:spacing w:after="120"/>
+      </w:pPr>
+      <w:r>
+        <w:t xml:space="preserve">If an item is not in the list it is not in inventory under that number. Check the number before you type it in by hand.</w:t>
+      </w:r>
+    </w:p>
+    <w:p>
+      <w:pPr>
+        <w:pStyle w:val="Heading2"/>
+      </w:pPr>
+      <w:r>
+        <w:t xml:space="preserve">Step 3: Watch the colors</w:t>
+      </w:r>
+    </w:p>
+    <w:p>
+      <w:pPr>
+        <w:pStyle w:val="ListParagraph"/>
+        <w:numPr>
+          <w:ilvl w:val="0"/>
+          <w:numId w:val="3"/>
+        </w:numPr>
+        <w:spacing w:after="80"/>
+      </w:pPr>
+      <w:r>
+        <w:rPr>
+          <w:b/>
+          <w:bCs/>
+        </w:rPr>
+        <w:t xml:space="preserve">Red box:</w:t>
+      </w:r>
+      <w:r>
+        <w:t xml:space="preserve"> fix this before you submit. Quantity has to be a number above zero, and the dollar boxes have to be numbers.</w:t>
+      </w:r>
+    </w:p>
+    <w:p>
+      <w:pPr>
+        <w:pStyle w:val="ListParagraph"/>
+        <w:numPr>
+          <w:ilvl w:val="0"/>
+          <w:numId w:val="3"/>
+        </w:numPr>
+        <w:spacing w:after="80"/>
+      </w:pPr>
+      <w:r>
+        <w:t xml:space="preserve">Everything else: you are fine to submit.</w:t>
+      </w:r>
+    </w:p>
+    <w:p>
+      <w:pPr>
+        <w:pStyle w:val="Heading2"/>
+      </w:pPr>
+      <w:r>
+        <w:t xml:space="preserve">Step 4: Insert</w:t>
+      </w:r>
+    </w:p>
+    <w:p>
+      <w:pPr>
+        <w:spacing w:after="120"/>
       </w:pPr>
       <w:r>
         <w:t xml:space="preserve">Add </w:t>
@@ -397,20 +602,7 @@
         <w:t xml:space="preserve">Comments</w:t>
       </w:r>
       <w:r>
-        <w:t xml:space="preserve"> if you have any.</w:t>
-      </w:r>
-    </w:p>
-    <w:p>
-      <w:pPr>
-        <w:pStyle w:val="ListParagraph"/>
-        <w:numPr>
-          <w:ilvl w:val="0"/>
-          <w:numId w:val="2"/>
-        </w:numPr>
-        <w:spacing w:after="80"/>
-      </w:pPr>
-      <w:r>
-        <w:t xml:space="preserve">Press </w:t>
+        <w:t xml:space="preserve"> if you have any, then press </w:t>
       </w:r>
       <w:r>
         <w:rPr>
@@ -420,7 +612,7 @@
         <w:t xml:space="preserve">Insert</w:t>
       </w:r>
       <w:r>
-        <w:t xml:space="preserve">. You get the new requisition number back and a fresh form.</w:t>
+        <w:t xml:space="preserve">. You get the new requisition number back and a fresh blank form.</w:t>
       </w:r>
     </w:p>
     <w:p>
@@ -428,16 +620,16 @@
         <w:spacing w:after="120"/>
       </w:pPr>
       <w:r>
-        <w:t xml:space="preserve">If a box turns red, fix it before submitting: quantity has to be a number above zero, and the dollar boxes have to be numbers. If the save fails, </w:t>
+        <w:t xml:space="preserve">If the save fails, </w:t>
       </w:r>
       <w:r>
         <w:rPr>
           <w:shd w:fill="FFF35C" w:val="clear"/>
         </w:rPr>
-        <w:t xml:space="preserve">nothing is saved</w:t>
-      </w:r>
-      <w:r>
-        <w:t xml:space="preserve"> and the message tells you which line to fix. There is no such thing as a half saved requisition.</w:t>
+        <w:t xml:space="preserve">nothing at all is saved</w:t>
+      </w:r>
+      <w:r>
+        <w:t xml:space="preserve"> and the message names the line to fix. There is no such thing as a half saved requisition, so fix that line and submit again.</w:t>
       </w:r>
     </w:p>
     <w:p>
@@ -453,7 +645,7 @@
         <w:spacing w:after="120"/>
       </w:pPr>
       <w:r>
-        <w:t xml:space="preserve">Each requisition line takes two rows: the details on top, the description underneath. The grid opens on </w:t>
+        <w:t xml:space="preserve">This is the supervisor view. Each requisition line takes two rows: the details on top, the description underneath. It opens on </w:t>
       </w:r>
       <w:r>
         <w:rPr>
@@ -480,7 +672,7 @@
           <w:b/>
           <w:bCs/>
         </w:rPr>
-        <w:t xml:space="preserve">Show</w:t>
+        <w:t xml:space="preserve">Show:</w:t>
       </w:r>
       <w:r>
         <w:t xml:space="preserve"> switches between </w:t>
@@ -539,7 +731,7 @@
           <w:b/>
           <w:bCs/>
         </w:rPr>
-        <w:t xml:space="preserve">Filter</w:t>
+        <w:t xml:space="preserve">Filter:</w:t>
       </w:r>
       <w:r>
         <w:t xml:space="preserve"> narrows the grid by req number, name, item or badge. On Returned and All it searches the whole history, not just what is on screen.</w:t>
@@ -559,50 +751,50 @@
           <w:b/>
           <w:bCs/>
         </w:rPr>
-        <w:t xml:space="preserve">Sort</w:t>
-      </w:r>
-      <w:r>
-        <w:t xml:space="preserve"> by clicking any column heading. Click it again to flip the direction, and the small arrow shows which way. The grid starts on Date with the newest first.</w:t>
-      </w:r>
-    </w:p>
-    <w:p>
-      <w:pPr>
-        <w:pStyle w:val="ListParagraph"/>
-        <w:numPr>
-          <w:ilvl w:val="0"/>
-          <w:numId w:val="3"/>
-        </w:numPr>
-        <w:spacing w:after="80"/>
-      </w:pPr>
-      <w:r>
-        <w:rPr>
-          <w:b/>
-          <w:bCs/>
-        </w:rPr>
-        <w:t xml:space="preserve">Badge #</w:t>
-      </w:r>
-      <w:r>
-        <w:t xml:space="preserve"> can be edited right in the grid. Click the box for the employee list or type a number. New requisitions start at 0 and someone fills in the real badge later.</w:t>
-      </w:r>
-    </w:p>
-    <w:p>
-      <w:pPr>
-        <w:pStyle w:val="ListParagraph"/>
-        <w:numPr>
-          <w:ilvl w:val="0"/>
-          <w:numId w:val="3"/>
-        </w:numPr>
-        <w:spacing w:after="80"/>
-      </w:pPr>
-      <w:r>
-        <w:rPr>
-          <w:b/>
-          <w:bCs/>
-        </w:rPr>
-        <w:t xml:space="preserve">Return Item</w:t>
-      </w:r>
-      <w:r>
-        <w:t xml:space="preserve"> puts today’s date beside the tick box. Change the date if the material actually came back earlier. </w:t>
+        <w:t xml:space="preserve">Sort:</w:t>
+      </w:r>
+      <w:r>
+        <w:t xml:space="preserve"> click any column heading, and click it again to flip the direction. The small arrow shows which way. The grid starts on Date with the newest first.</w:t>
+      </w:r>
+    </w:p>
+    <w:p>
+      <w:pPr>
+        <w:pStyle w:val="ListParagraph"/>
+        <w:numPr>
+          <w:ilvl w:val="0"/>
+          <w:numId w:val="3"/>
+        </w:numPr>
+        <w:spacing w:after="80"/>
+      </w:pPr>
+      <w:r>
+        <w:rPr>
+          <w:b/>
+          <w:bCs/>
+        </w:rPr>
+        <w:t xml:space="preserve">Badge #:</w:t>
+      </w:r>
+      <w:r>
+        <w:t xml:space="preserve"> edit it right in the grid. Click the box for the employee list or type a number. New requisitions start at 0 and someone fills in the real badge later.</w:t>
+      </w:r>
+    </w:p>
+    <w:p>
+      <w:pPr>
+        <w:pStyle w:val="ListParagraph"/>
+        <w:numPr>
+          <w:ilvl w:val="0"/>
+          <w:numId w:val="3"/>
+        </w:numPr>
+        <w:spacing w:after="80"/>
+      </w:pPr>
+      <w:r>
+        <w:rPr>
+          <w:b/>
+          <w:bCs/>
+        </w:rPr>
+        <w:t xml:space="preserve">Return Item:</w:t>
+      </w:r>
+      <w:r>
+        <w:t xml:space="preserve"> ticking it puts today’s date beside the box. Change the date if the material actually came back earlier. </w:t>
       </w:r>
       <w:r>
         <w:rPr>
@@ -624,63 +816,44 @@
         <w:spacing w:after="80"/>
       </w:pPr>
       <w:r>
-        <w:t xml:space="preserve">Click a row to select it. The marker shows which requisition </w:t>
-      </w:r>
-      <w:r>
-        <w:rPr>
-          <w:b/>
-          <w:bCs/>
-        </w:rPr>
-        <w:t xml:space="preserve">Preview Report</w:t>
-      </w:r>
-      <w:r>
-        <w:t xml:space="preserve"> will print.</w:t>
-      </w:r>
-    </w:p>
-    <w:p>
-      <w:pPr>
-        <w:pStyle w:val="ListParagraph"/>
-        <w:numPr>
-          <w:ilvl w:val="0"/>
-          <w:numId w:val="3"/>
-        </w:numPr>
-        <w:spacing w:after="80"/>
-      </w:pPr>
-      <w:r>
-        <w:t xml:space="preserve">Click the blue </w:t>
-      </w:r>
-      <w:r>
-        <w:rPr>
-          <w:b/>
-          <w:bCs/>
-        </w:rPr>
-        <w:t xml:space="preserve">req number</w:t>
-      </w:r>
-      <w:r>
-        <w:t xml:space="preserve"> to open that requisition.</w:t>
-      </w:r>
-    </w:p>
-    <w:p>
-      <w:pPr>
-        <w:pStyle w:val="ListParagraph"/>
-        <w:numPr>
-          <w:ilvl w:val="0"/>
-          <w:numId w:val="3"/>
-        </w:numPr>
-        <w:spacing w:after="80"/>
-      </w:pPr>
-      <w:r>
-        <w:t xml:space="preserve">The grid refreshes itself every minute. If the Updated time turns red the connection hiccupped, so press </w:t>
-      </w:r>
-      <w:r>
-        <w:rPr>
-          <w:b/>
-          <w:bCs/>
-        </w:rPr>
-        <w:t xml:space="preserve">Refresh</w:t>
-      </w:r>
-      <w:r>
-        <w:t xml:space="preserve">.</w:t>
+        <w:rPr>
+          <w:b/>
+          <w:bCs/>
+        </w:rPr>
+        <w:t xml:space="preserve">Refresh:</w:t>
+      </w:r>
+      <w:r>
+        <w:t xml:space="preserve"> the grid also refreshes itself every minute. If the Updated time turns red the connection hiccupped, so press it yourself.</w:t>
+      </w:r>
+    </w:p>
+    <w:p>
+      <w:pPr>
+        <w:pStyle w:val="ListParagraph"/>
+        <w:numPr>
+          <w:ilvl w:val="0"/>
+          <w:numId w:val="3"/>
+        </w:numPr>
+        <w:spacing w:after="80"/>
+      </w:pPr>
+      <w:r>
+        <w:rPr>
+          <w:b/>
+          <w:bCs/>
+        </w:rPr>
+        <w:t xml:space="preserve">Clicking a row</w:t>
+      </w:r>
+      <w:r>
+        <w:t xml:space="preserve"> selects it, and the marker shows which requisition Preview Report will print. </w:t>
+      </w:r>
+      <w:r>
+        <w:rPr>
+          <w:b/>
+          <w:bCs/>
+        </w:rPr>
+        <w:t xml:space="preserve">Clicking the blue req number</w:t>
+      </w:r>
+      <w:r>
+        <w:t xml:space="preserve"> opens that requisition.</w:t>
       </w:r>
     </w:p>
     <w:p>
@@ -696,30 +869,27 @@
         <w:spacing w:after="120"/>
       </w:pPr>
       <w:r>
-        <w:t xml:space="preserve">Clicking the blue req number opens the requisition window.</w:t>
-      </w:r>
-    </w:p>
-    <w:p>
-      <w:pPr>
-        <w:pStyle w:val="ListParagraph"/>
-        <w:numPr>
-          <w:ilvl w:val="0"/>
-          <w:numId w:val="3"/>
-        </w:numPr>
-        <w:spacing w:after="80"/>
-      </w:pPr>
-      <w:r>
-        <w:t xml:space="preserve">Pick a name under </w:t>
-      </w:r>
-      <w:r>
-        <w:rPr>
-          <w:b/>
-          <w:bCs/>
-        </w:rPr>
-        <w:t xml:space="preserve">Authorized By</w:t>
-      </w:r>
-      <w:r>
-        <w:t xml:space="preserve"> and press </w:t>
+        <w:t xml:space="preserve">Clicking the blue req number opens one requisition on its own.</w:t>
+      </w:r>
+    </w:p>
+    <w:p>
+      <w:pPr>
+        <w:pStyle w:val="ListParagraph"/>
+        <w:numPr>
+          <w:ilvl w:val="0"/>
+          <w:numId w:val="3"/>
+        </w:numPr>
+        <w:spacing w:after="80"/>
+      </w:pPr>
+      <w:r>
+        <w:rPr>
+          <w:b/>
+          <w:bCs/>
+        </w:rPr>
+        <w:t xml:space="preserve">Authorized By:</w:t>
+      </w:r>
+      <w:r>
+        <w:t xml:space="preserve"> pick a name and press </w:t>
       </w:r>
       <w:r>
         <w:rPr>
@@ -742,40 +912,34 @@
         <w:spacing w:after="80"/>
       </w:pPr>
       <w:r>
-        <w:t xml:space="preserve">Every line is listed, open and returned, with a </w:t>
-      </w:r>
-      <w:r>
-        <w:rPr>
-          <w:b/>
-          <w:bCs/>
-        </w:rPr>
-        <w:t xml:space="preserve">Date Ret.</w:t>
-      </w:r>
-      <w:r>
-        <w:t xml:space="preserve"> column. A turned in form therefore shows who requested it, how much, and when it came back, all in one place.</w:t>
-      </w:r>
-    </w:p>
-    <w:p>
-      <w:pPr>
-        <w:pStyle w:val="ListParagraph"/>
-        <w:numPr>
-          <w:ilvl w:val="0"/>
-          <w:numId w:val="3"/>
-        </w:numPr>
-        <w:spacing w:after="80"/>
-      </w:pPr>
-      <w:r>
-        <w:t xml:space="preserve">Each line has its own </w:t>
-      </w:r>
-      <w:r>
-        <w:rPr>
-          <w:b/>
-          <w:bCs/>
-        </w:rPr>
-        <w:t xml:space="preserve">Returned</w:t>
-      </w:r>
-      <w:r>
-        <w:t xml:space="preserve"> tick box that saves straight away. This window is also the only place to </w:t>
+        <w:rPr>
+          <w:b/>
+          <w:bCs/>
+        </w:rPr>
+        <w:t xml:space="preserve">Date Ret.:</w:t>
+      </w:r>
+      <w:r>
+        <w:t xml:space="preserve"> every line is listed, open and returned, with the date it came back. A turned in form therefore shows who requested it, how much, and when it came back, all in one place.</w:t>
+      </w:r>
+    </w:p>
+    <w:p>
+      <w:pPr>
+        <w:pStyle w:val="ListParagraph"/>
+        <w:numPr>
+          <w:ilvl w:val="0"/>
+          <w:numId w:val="3"/>
+        </w:numPr>
+        <w:spacing w:after="80"/>
+      </w:pPr>
+      <w:r>
+        <w:rPr>
+          <w:b/>
+          <w:bCs/>
+        </w:rPr>
+        <w:t xml:space="preserve">Returned:</w:t>
+      </w:r>
+      <w:r>
+        <w:t xml:space="preserve"> each line has its own tick box that saves straight away. This window is also the only place to </w:t>
       </w:r>
       <w:r>
         <w:rPr>
@@ -801,10 +965,10 @@
           <w:b/>
           <w:bCs/>
         </w:rPr>
-        <w:t xml:space="preserve">Print</w:t>
-      </w:r>
-      <w:r>
-        <w:t xml:space="preserve"> gives you the paper copy of this requisition.</w:t>
+        <w:t xml:space="preserve">Print:</w:t>
+      </w:r>
+      <w:r>
+        <w:t xml:space="preserve"> the paper copy of this requisition.</w:t>
       </w:r>
     </w:p>
     <w:p>
@@ -893,6 +1057,26 @@
       </w:r>
       <w:r>
         <w:t xml:space="preserve"> on the entry sheet: fix that value before you submit.</w:t>
+      </w:r>
+    </w:p>
+    <w:p>
+      <w:pPr>
+        <w:pStyle w:val="ListParagraph"/>
+        <w:numPr>
+          <w:ilvl w:val="0"/>
+          <w:numId w:val="3"/>
+        </w:numPr>
+        <w:spacing w:after="80"/>
+      </w:pPr>
+      <w:r>
+        <w:rPr>
+          <w:b/>
+          <w:bCs/>
+        </w:rPr>
+        <w:t xml:space="preserve">Green date</w:t>
+      </w:r>
+      <w:r>
+        <w:t xml:space="preserve"> in the Returned column: the date that line came back. A dash means it is still out.</w:t>
       </w:r>
     </w:p>
     <w:p>

--- a/RequestMaterial/docs/Requisition Material - User Guide.docx
+++ b/RequestMaterial/docs/Requisition Material - User Guide.docx
@@ -1309,7 +1309,13 @@
         <w:spacing w:after="80"/>
       </w:pPr>
       <w:r>
-        <w:t xml:space="preserve">The old links stopped working at cutover. Use the new shortcut, and ask IT if you do not have it.</w:t>
+        <w:rPr>
+          <w:shd w:fill="FFF35C" w:val="clear"/>
+        </w:rPr>
+        <w:t xml:space="preserve">Your old bookmark still works.</w:t>
+      </w:r>
+      <w:r>
+        <w:t xml:space="preserve"> The old requisition link now brings you straight here, so there is nothing to change. You may be asked to sign in once when it does.</w:t>
       </w:r>
     </w:p>
     <w:p>

--- a/RequestMaterial/docs/Requisition Material - User Guide.docx
+++ b/RequestMaterial/docs/Requisition Material - User Guide.docx
@@ -1309,13 +1309,7 @@
         <w:spacing w:after="80"/>
       </w:pPr>
       <w:r>
-        <w:rPr>
-          <w:shd w:fill="FFF35C" w:val="clear"/>
-        </w:rPr>
-        <w:t xml:space="preserve">Your old bookmark still works.</w:t>
-      </w:r>
-      <w:r>
-        <w:t xml:space="preserve"> The old requisition link now brings you straight here, so there is nothing to change. You may be asked to sign in once when it does.</w:t>
+        <w:t xml:space="preserve">The old links stopped working at cutover. Use the new shortcut, and ask IT if you do not have it.</w:t>
       </w:r>
     </w:p>
     <w:p>
